--- a/tests/时间心理账户_plain.docx
+++ b/tests/时间心理账户_plain.docx
@@ -2,7 +2,7 @@
 <file path=word/document.xml><?xml version="1.0" encoding="utf-8"?>
 <w:document xmlns:w="http://schemas.openxmlformats.org/wordprocessingml/2006/main" xmlns:m="http://schemas.openxmlformats.org/officeDocument/2006/math" xmlns:r="http://schemas.openxmlformats.org/officeDocument/2006/relationships" xmlns:o="urn:schemas-microsoft-com:office:office" xmlns:v="urn:schemas-microsoft-com:vml" xmlns:w10="urn:schemas-microsoft-com:office:word" xmlns:a="http://schemas.openxmlformats.org/drawingml/2006/main" xmlns:pic="http://schemas.openxmlformats.org/drawingml/2006/picture" xmlns:wp="http://schemas.openxmlformats.org/drawingml/2006/wordprocessingDrawing">
   <w:body>
-    <w:bookmarkStart w:id="24" w:name="时间心理账户研究述评示例"/>
+    <w:bookmarkStart w:id="19" w:name="时间心理账户研究述评概念机制与应用场景"/>
     <w:p>
       <w:pPr>
         <w:pStyle w:val="10"/>
@@ -11,19 +11,7 @@
         <w:rPr>
           <w:rFonts w:hint="eastAsia"/>
         </w:rPr>
-        <w:t xml:space="preserve">时间心理账户研究述评（示例）</w:t>
-      </w:r>
-    </w:p>
-    <w:bookmarkStart w:id="18" w:name="摘要"/>
-    <w:p>
-      <w:pPr>
-        <w:pStyle w:val="20"/>
-      </w:pPr>
-      <w:r>
-        <w:rPr>
-          <w:rFonts w:hint="eastAsia"/>
-        </w:rPr>
-        <w:t xml:space="preserve">摘要</w:t>
+        <w:t xml:space="preserve">时间心理账户研究述评：概念、机制与应用场景</w:t>
       </w:r>
     </w:p>
     <w:p>
@@ -33,45 +21,51 @@
       <w:r>
         <w:rPr>
           <w:rFonts w:hint="eastAsia"/>
-        </w:rPr>
-        <w:t xml:space="preserve">时间心理账户研究主要关注个体如何像管理金钱一样，对时间进行分类、预算、编码与评价。现有文献表明，时间并不是单纯均质、可完全替代的客观资源，而是在不同活动场景、参照点和损失收益框架下呈现出明显的主观价值差异。围绕时间心理账户的核心假设、时间与金钱的比较以及其在等待、消费和出行等情境中的应用，相关研究已经形成了较为清晰的讨论脉络，但对其独特机制和外部边界条件仍有进一步拓展空间。</w:t>
-      </w:r>
-    </w:p>
-    <w:bookmarkEnd w:id="18"/>
-    <w:bookmarkStart w:id="19" w:name="关键词"/>
-    <w:p>
-      <w:pPr>
-        <w:pStyle w:val="20"/>
-      </w:pPr>
-      <w:r>
-        <w:rPr>
-          <w:rFonts w:hint="eastAsia"/>
-        </w:rPr>
-        <w:t xml:space="preserve">关键词</w:t>
+          <w:b/>
+          <w:bCs/>
+        </w:rPr>
+        <w:t xml:space="preserve">摘要：</w:t>
+      </w:r>
+      <w:r>
+        <w:rPr>
+          <w:rFonts w:hint="eastAsia"/>
+        </w:rPr>
+        <w:t xml:space="preserve">时间心理账户是指个体像管理金钱一样，对时间进行分类、预算、编码和评价的心理过程。与“时间就是金钱”的直观说法不同，现有研究表明，时间既具有资源属性，也具有强烈的情境性和主观价值差异。本文基于给定文献，对时间心理账户的核心概念、与金钱心理账户的差异、典型行为机制及其在等待、消费和出行情境中的应用进行简要综述。综合来看，时间心理账户能够较好解释工作与休闲配置、等待耐受、广告跳过、出行选择等行为，但其作用边界仍受文化规范、平台环境和任务性质影响。文章最后从研究设计与实践应用两方面提出进一步展望。</w:t>
       </w:r>
     </w:p>
     <w:p>
       <w:pPr>
-        <w:pStyle w:val="FirstParagraph"/>
-      </w:pPr>
-      <w:r>
-        <w:rPr>
-          <w:rFonts w:hint="eastAsia"/>
-        </w:rPr>
-        <w:t xml:space="preserve">时间心理账户；行为决策；时间与金钱；等待决策；前景理论</w:t>
+        <w:pStyle w:val="a0"/>
+      </w:pPr>
+      <w:r>
+        <w:rPr>
+          <w:rFonts w:hint="eastAsia"/>
+          <w:b/>
+          <w:bCs/>
+        </w:rPr>
+        <w:t xml:space="preserve">关键词：</w:t>
+      </w:r>
+      <w:r>
+        <w:rPr>
+          <w:rFonts w:hint="eastAsia"/>
+        </w:rPr>
+        <w:t xml:space="preserve">时间心理账户；行为决策；时间价值；等待决策；出行选择</w:t>
       </w:r>
     </w:p>
     <w:bookmarkEnd w:id="19"/>
-    <w:bookmarkStart w:id="23" w:name="正文"/>
+    <w:bookmarkStart w:id="20" w:name="引言"/>
     <w:p>
       <w:pPr>
-        <w:pStyle w:val="20"/>
-      </w:pPr>
-      <w:r>
-        <w:rPr>
-          <w:rFonts w:hint="eastAsia"/>
-        </w:rPr>
-        <w:t xml:space="preserve">正文</w:t>
+        <w:pStyle w:val="10"/>
+      </w:pPr>
+      <w:r>
+        <w:t xml:space="preserve">1 </w:t>
+      </w:r>
+      <w:r>
+        <w:rPr>
+          <w:rFonts w:hint="eastAsia"/>
+        </w:rPr>
+        <w:t xml:space="preserve">引言</w:t>
       </w:r>
     </w:p>
     <w:p>
@@ -82,7 +76,7 @@
         <w:rPr>
           <w:rFonts w:hint="eastAsia"/>
         </w:rPr>
-        <w:t xml:space="preserve">关于时间心理账户的讨论，首先建立在“时间能否像金钱一样被心理核算”这一基本问题之上。Rajagopal</w:t>
+        <w:t xml:space="preserve">在传统经济分析中，时间常被视为均质且可换算的稀缺资源；但在现实决策中，人们对“半小时通勤”“十分钟排队”或“周末两小时加班”的感受并不相同。时间不仅被计算，更会被赋予用途标签、情绪色彩和参照点意义。Rajagopal</w:t>
       </w:r>
       <w:r>
         <w:t xml:space="preserve"> </w:t>
@@ -103,7 +97,7 @@
         <w:rPr>
           <w:rFonts w:hint="eastAsia"/>
         </w:rPr>
-        <w:t xml:space="preserve">通过多项研究指出，个体确实会为时间建立不同的心理账户，并尝试在工作与非工作活动之间维持主观上的平衡</w:t>
+        <w:t xml:space="preserve">通过五项研究指出，个体确实会像处理金钱一样为时间建立心理账户，并努力在工作与非工作活动之间维持主观平衡</w:t>
       </w:r>
       <w:r>
         <w:t xml:space="preserve">[@Rajagopal2009]</w:t>
@@ -112,42 +106,88 @@
         <w:rPr>
           <w:rFonts w:hint="eastAsia"/>
         </w:rPr>
-        <w:t xml:space="preserve">。国内研究则进一步从综述与范式梳理的角度强调，时间心理账户不仅具有非替代性、灵活性和心理预算等一般特征，还会表现出损失规避、禀赋效应和沉没成本效应等典型行为偏差</w:t>
-      </w:r>
-      <w:r>
-        <w:t xml:space="preserve">[@WeiYongGang2023;</w:t>
-      </w:r>
-      <w:r>
-        <w:t xml:space="preserve"> </w:t>
-      </w:r>
-      <w:r>
-        <w:t xml:space="preserve">@LiAiMei2014]</w:t>
-      </w:r>
-      <w:r>
-        <w:rPr>
-          <w:rFonts w:hint="eastAsia"/>
-        </w:rPr>
-        <w:t xml:space="preserve">。这说明时间心理账户并非金钱心理账户的简单复制，而是以时间资源的不可储存性、过程性和情境依赖性为基础，形成了一套更贴近日常生活经验的解释框架。</w:t>
+        <w:t xml:space="preserve">。这意味着时间不是单纯的客观约束，而是会被编码为“值得投入”“不得不耗费”或“应该补偿”的主观资源。国内研究进一步指出，时间心理账户具有非替代性、灵活性、心理预算、损失规避、禀赋效应和沉没成本效应等特征</w:t>
+      </w:r>
+      <w:r>
+        <w:t xml:space="preserve">[@WeiYongGang2023]</w:t>
+      </w:r>
+      <w:r>
+        <w:rPr>
+          <w:rFonts w:hint="eastAsia"/>
+        </w:rPr>
+        <w:t xml:space="preserve">。因此，时间心理账户既承接了心理账户理论关于分类与编码的基本思想，也因为时间不可储存、不可回收、与活动过程紧密绑定，而呈现出不同于金钱账户的独特性</w:t>
+      </w:r>
+      <w:r>
+        <w:t xml:space="preserve">[@ZhangJunWei2010]</w:t>
+      </w:r>
+      <w:r>
+        <w:rPr>
+          <w:rFonts w:hint="eastAsia"/>
+        </w:rPr>
+        <w:t xml:space="preserve">。这一点正是其学术价值所在。</w:t>
+      </w:r>
+    </w:p>
+    <w:bookmarkEnd w:id="20"/>
+    <w:bookmarkStart w:id="27" w:name="理论基础与核心机制"/>
+    <w:p>
+      <w:pPr>
+        <w:pStyle w:val="10"/>
+      </w:pPr>
+      <w:r>
+        <w:t xml:space="preserve">2 </w:t>
+      </w:r>
+      <w:r>
+        <w:rPr>
+          <w:rFonts w:hint="eastAsia"/>
+        </w:rPr>
+        <w:t xml:space="preserve">理论基础与核心机制</w:t>
+      </w:r>
+    </w:p>
+    <w:bookmarkStart w:id="21" w:name="时间账户如何形成"/>
+    <w:p>
+      <w:pPr>
+        <w:pStyle w:val="20"/>
+      </w:pPr>
+      <w:r>
+        <w:t xml:space="preserve">2.1 </w:t>
+      </w:r>
+      <w:r>
+        <w:rPr>
+          <w:rFonts w:hint="eastAsia"/>
+        </w:rPr>
+        <w:t xml:space="preserve">时间账户如何形成</w:t>
       </w:r>
     </w:p>
     <w:p>
       <w:pPr>
-        <w:pStyle w:val="a0"/>
-      </w:pPr>
-      <w:r>
-        <w:rPr>
-          <w:rFonts w:hint="eastAsia"/>
-        </w:rPr>
-        <w:t xml:space="preserve">第二类研究主要从“时间与金钱是否等价”入手，比较两者在决策中的心理加工差异。已有综述指出，相比传统经济学中“时间就是金钱”的直观假设，行为决策研究更强调二者在风险偏好、决策依据、沉没成本和禀赋效应上的系统差异</w:t>
-      </w:r>
-      <w:r>
-        <w:t xml:space="preserve">[@ZhangJunWei2010]</w:t>
-      </w:r>
-      <w:r>
-        <w:rPr>
-          <w:rFonts w:hint="eastAsia"/>
-        </w:rPr>
-        <w:t xml:space="preserve">。在具体机制上，Saini</w:t>
+        <w:pStyle w:val="FirstParagraph"/>
+      </w:pPr>
+      <w:r>
+        <w:rPr>
+          <w:rFonts w:hint="eastAsia"/>
+        </w:rPr>
+        <w:t xml:space="preserve">时间心理账户的基本逻辑可以概括为“分类</w:t>
+      </w:r>
+      <w:r>
+        <w:t xml:space="preserve"> - </w:t>
+      </w:r>
+      <w:r>
+        <w:rPr>
+          <w:rFonts w:hint="eastAsia"/>
+        </w:rPr>
+        <w:t xml:space="preserve">预算</w:t>
+      </w:r>
+      <w:r>
+        <w:t xml:space="preserve"> - </w:t>
+      </w:r>
+      <w:r>
+        <w:rPr>
+          <w:rFonts w:hint="eastAsia"/>
+        </w:rPr>
+        <w:t xml:space="preserve">比较</w:t>
+      </w:r>
+      <w:r>
+        <w:t xml:space="preserve"> -</w:t>
       </w:r>
       <w:r>
         <w:t xml:space="preserve"> </w:t>
@@ -156,10 +196,19 @@
         <w:rPr>
           <w:rFonts w:hint="eastAsia"/>
         </w:rPr>
+        <w:t xml:space="preserve">调整”。个体先按活动类型给时间贴标签，例如工作时间、家庭时间、休闲时间，再为各账户设定主观预算；一旦实际投入偏离预算，就会出现补偿、后悔或防御性合理化。Rajagopal</w:t>
+      </w:r>
+      <w:r>
+        <w:t xml:space="preserve"> </w:t>
+      </w:r>
+      <w:r>
+        <w:rPr>
+          <w:rFonts w:hint="eastAsia"/>
+        </w:rPr>
         <w:t xml:space="preserve">与</w:t>
       </w:r>
       <w:r>
-        <w:t xml:space="preserve"> Monga</w:t>
+        <w:t xml:space="preserve"> Rha</w:t>
       </w:r>
       <w:r>
         <w:t xml:space="preserve"> </w:t>
@@ -168,55 +217,16 @@
         <w:rPr>
           <w:rFonts w:hint="eastAsia"/>
         </w:rPr>
-        <w:t xml:space="preserve">发现，当个体面对时间支出时，比面对金钱支出更容易依赖启发式进行判断</w:t>
-      </w:r>
-      <w:r>
-        <w:t xml:space="preserve">[@Saini2008]</w:t>
-      </w:r>
-      <w:r>
-        <w:rPr>
-          <w:rFonts w:hint="eastAsia"/>
-        </w:rPr>
-        <w:t xml:space="preserve">；Okada</w:t>
-      </w:r>
-      <w:r>
-        <w:t xml:space="preserve"> </w:t>
-      </w:r>
-      <w:r>
-        <w:rPr>
-          <w:rFonts w:hint="eastAsia"/>
-        </w:rPr>
-        <w:t xml:space="preserve">与</w:t>
-      </w:r>
-      <w:r>
-        <w:t xml:space="preserve"> </w:t>
-      </w:r>
-      <w:r>
-        <w:t xml:space="preserve">Hoch </w:t>
-      </w:r>
-      <w:r>
-        <w:rPr>
-          <w:rFonts w:hint="eastAsia"/>
-        </w:rPr>
-        <w:t xml:space="preserve">也表明，时间支出与金钱支出会引发不同的选择权衡方式</w:t>
-      </w:r>
-      <w:r>
-        <w:t xml:space="preserve">[@Okada2004]</w:t>
-      </w:r>
-      <w:r>
-        <w:rPr>
-          <w:rFonts w:hint="eastAsia"/>
-        </w:rPr>
-        <w:t xml:space="preserve">。从更一般的行为决策理论看，框架效应所揭示的参照点变化和收益—损失表述差异，也为理解时间账户中的主观编码提供了重要理论背景</w:t>
-      </w:r>
-      <w:r>
-        <w:t xml:space="preserve">[@Tversky1981]</w:t>
-      </w:r>
-      <w:r>
-        <w:rPr>
-          <w:rFonts w:hint="eastAsia"/>
-        </w:rPr>
-        <w:t xml:space="preserve">。因此，时间心理账户研究的理论价值，正在于它把时间从单纯的客观约束转化为可被感知、比较和重新编码的行为决策变量。</w:t>
+        <w:t xml:space="preserve">认为，人们尤其会在工作与非工作账户之间追求一种可接受的心理平衡</w:t>
+      </w:r>
+      <w:r>
+        <w:t xml:space="preserve">[@Rajagopal2009]</w:t>
+      </w:r>
+      <w:r>
+        <w:rPr>
+          <w:rFonts w:hint="eastAsia"/>
+        </w:rPr>
+        <w:t xml:space="preserve">。这一平衡并非严格的客观等量，而是基于角色义务、当下情绪和社会规范的综合判断。</w:t>
       </w:r>
     </w:p>
     <w:p>
@@ -227,48 +237,785 @@
         <w:rPr>
           <w:rFonts w:hint="eastAsia"/>
         </w:rPr>
-        <w:t xml:space="preserve">第三类研究则将时间心理账户应用到更具体的情境之中，展示其外部解释力。围绕等待情境的研究指出，等待时间知觉不仅会影响主观体验，还可能诱发时间沉没成本、延迟—提前框架效应及偏好反转等非理性决策行为</w:t>
-      </w:r>
-      <w:r>
-        <w:t xml:space="preserve">[@LiAiMei2014]</w:t>
-      </w:r>
-      <w:r>
-        <w:rPr>
-          <w:rFonts w:hint="eastAsia"/>
-        </w:rPr>
-        <w:t xml:space="preserve">。在出行领域，相关模型进一步把出行时间与出行成本纳入统一的心理账户框架，说明个体在确定性与风险性条件下会以不同方式整合时间与成本信息</w:t>
-      </w:r>
-      <w:r>
-        <w:t xml:space="preserve">[@Liu2021]</w:t>
-      </w:r>
-      <w:r>
-        <w:rPr>
-          <w:rFonts w:hint="eastAsia"/>
-        </w:rPr>
-        <w:t xml:space="preserve">。这些研究说明，时间心理账户已经从早期的理论辨析逐渐扩展到消费、服务与交通等多种场景。不过，现有成果对于文化情境、平台环境和动态决策过程中的时间账户调整机制仍讨论不足，后续研究仍可在真实行为数据、跨情境比较和机制识别方面继续推进。</w:t>
+        <w:t xml:space="preserve">若将时间账户写成一个简化的行为表达式，可表示为：</w:t>
       </w:r>
     </w:p>
     <w:p>
       <w:pPr>
+        <w:pStyle w:val="a0"/>
+      </w:pPr>
+      <m:oMathPara>
+        <m:oMathParaPr>
+          <m:jc m:val="center"/>
+        </m:oMathParaPr>
+        <m:oMath>
+          <m:r>
+            <m:t>U</m:t>
+          </m:r>
+          <m:r>
+            <m:rPr>
+              <m:sty m:val="p"/>
+            </m:rPr>
+            <m:t>=</m:t>
+          </m:r>
+          <m:r>
+            <m:t>v</m:t>
+          </m:r>
+          <m:r>
+            <m:rPr>
+              <m:sty m:val="p"/>
+            </m:rPr>
+            <m:t>(</m:t>
+          </m:r>
+          <m:sSub>
+            <m:e>
+              <m:r>
+                <m:t>T</m:t>
+              </m:r>
+            </m:e>
+            <m:sub>
+              <m:r>
+                <m:t>i</m:t>
+              </m:r>
+            </m:sub>
+          </m:sSub>
+          <m:r>
+            <m:rPr>
+              <m:sty m:val="p"/>
+            </m:rPr>
+            <m:t>−</m:t>
+          </m:r>
+          <m:sSub>
+            <m:e>
+              <m:r>
+                <m:t>B</m:t>
+              </m:r>
+            </m:e>
+            <m:sub>
+              <m:r>
+                <m:t>i</m:t>
+              </m:r>
+            </m:sub>
+          </m:sSub>
+          <m:r>
+            <m:rPr>
+              <m:sty m:val="p"/>
+            </m:rPr>
+            <m:t>)</m:t>
+          </m:r>
+          <m:r>
+            <m:rPr>
+              <m:sty m:val="p"/>
+            </m:rPr>
+            <m:t>−</m:t>
+          </m:r>
+          <m:r>
+            <m:t>λ</m:t>
+          </m:r>
+          <m:r>
+            <m:rPr>
+              <m:sty m:val="p"/>
+            </m:rPr>
+            <m:t>max</m:t>
+          </m:r>
+          <m:r>
+            <m:rPr>
+              <m:sty m:val="p"/>
+            </m:rPr>
+            <m:t>(</m:t>
+          </m:r>
+          <m:r>
+            <m:t>0</m:t>
+          </m:r>
+          <m:r>
+            <m:rPr>
+              <m:sty m:val="p"/>
+            </m:rPr>
+            <m:t>,</m:t>
+          </m:r>
+          <m:sSub>
+            <m:e>
+              <m:r>
+                <m:t>B</m:t>
+              </m:r>
+            </m:e>
+            <m:sub>
+              <m:r>
+                <m:t>i</m:t>
+              </m:r>
+            </m:sub>
+          </m:sSub>
+          <m:r>
+            <m:rPr>
+              <m:sty m:val="p"/>
+            </m:rPr>
+            <m:t>−</m:t>
+          </m:r>
+          <m:sSub>
+            <m:e>
+              <m:r>
+                <m:t>T</m:t>
+              </m:r>
+            </m:e>
+            <m:sub>
+              <m:r>
+                <m:t>i</m:t>
+              </m:r>
+            </m:sub>
+          </m:sSub>
+          <m:r>
+            <m:rPr>
+              <m:sty m:val="p"/>
+            </m:rPr>
+            <m:t>)</m:t>
+          </m:r>
+          <m:r>
+            <m:rPr>
+              <m:sty m:val="p"/>
+            </m:rPr>
+            <m:t>,</m:t>
+          </m:r>
+        </m:oMath>
+      </m:oMathPara>
+    </w:p>
+    <w:p>
+      <w:pPr>
+        <w:pStyle w:val="FirstParagraph"/>
+      </w:pPr>
+      <w:r>
+        <w:rPr>
+          <w:rFonts w:hint="eastAsia"/>
+        </w:rPr>
+        <w:t xml:space="preserve">其中，</w:t>
+      </w:r>
+      <m:oMath>
+        <m:sSub>
+          <m:e>
+            <m:r>
+              <m:t>T</m:t>
+            </m:r>
+          </m:e>
+          <m:sub>
+            <m:r>
+              <m:t>i</m:t>
+            </m:r>
+          </m:sub>
+        </m:sSub>
+      </m:oMath>
+      <w:r>
+        <w:t xml:space="preserve"> </w:t>
+      </w:r>
+      <w:r>
+        <w:rPr>
+          <w:rFonts w:hint="eastAsia"/>
+        </w:rPr>
+        <w:t xml:space="preserve">表示账户</w:t>
+      </w:r>
+      <w:r>
+        <w:t xml:space="preserve"> </w:t>
+      </w:r>
+      <m:oMath>
+        <m:r>
+          <m:t>i</m:t>
+        </m:r>
+      </m:oMath>
+      <w:r>
+        <w:t xml:space="preserve"> </w:t>
+      </w:r>
+      <w:r>
+        <w:rPr>
+          <w:rFonts w:hint="eastAsia"/>
+        </w:rPr>
+        <w:t xml:space="preserve">的实际时间投入，</w:t>
+      </w:r>
+      <m:oMath>
+        <m:sSub>
+          <m:e>
+            <m:r>
+              <m:t>B</m:t>
+            </m:r>
+          </m:e>
+          <m:sub>
+            <m:r>
+              <m:t>i</m:t>
+            </m:r>
+          </m:sub>
+        </m:sSub>
+      </m:oMath>
+      <w:r>
+        <w:t xml:space="preserve"> </w:t>
+      </w:r>
+      <w:r>
+        <w:rPr>
+          <w:rFonts w:hint="eastAsia"/>
+        </w:rPr>
+        <w:t xml:space="preserve">表示主观预算，</w:t>
+      </w:r>
+      <m:oMath>
+        <m:r>
+          <m:t>v</m:t>
+        </m:r>
+        <m:r>
+          <m:rPr>
+            <m:sty m:val="p"/>
+          </m:rPr>
+          <m:t>(</m:t>
+        </m:r>
+        <m:r>
+          <m:rPr>
+            <m:sty m:val="p"/>
+          </m:rPr>
+          <m:t>⋅</m:t>
+        </m:r>
+        <m:r>
+          <m:rPr>
+            <m:sty m:val="p"/>
+          </m:rPr>
+          <m:t>)</m:t>
+        </m:r>
+      </m:oMath>
+      <w:r>
+        <w:t xml:space="preserve"> </w:t>
+      </w:r>
+      <w:r>
+        <w:rPr>
+          <w:rFonts w:hint="eastAsia"/>
+        </w:rPr>
+        <w:t xml:space="preserve">表示偏离预算后的主观价值，</w:t>
+      </w:r>
+      <m:oMath>
+        <m:r>
+          <m:t>λ</m:t>
+        </m:r>
+        <m:r>
+          <m:rPr>
+            <m:sty m:val="p"/>
+          </m:rPr>
+          <m:t>&gt;</m:t>
+        </m:r>
+        <m:r>
+          <m:t>1</m:t>
+        </m:r>
+      </m:oMath>
+      <w:r>
+        <w:t xml:space="preserve"> </w:t>
+      </w:r>
+      <w:r>
+        <w:rPr>
+          <w:rFonts w:hint="eastAsia"/>
+        </w:rPr>
+        <w:t xml:space="preserve">表示时间损失相对更敏感的损失规避参数。这个写法并非对某一篇文献的直接复制，而是对时间预算、参照点和损失规避思想的综合表达，和前景理论及出行时间-成本建模的思路一致</w:t>
+      </w:r>
+      <w:r>
+        <w:t xml:space="preserve">[@Tversky1981;</w:t>
+      </w:r>
+      <w:r>
+        <w:t xml:space="preserve"> </w:t>
+      </w:r>
+      <w:r>
+        <w:t xml:space="preserve">@Liu2021]</w:t>
+      </w:r>
+      <w:r>
+        <w:t xml:space="preserve">。</w:t>
+      </w:r>
+    </w:p>
+    <w:bookmarkEnd w:id="21"/>
+    <w:bookmarkStart w:id="22" w:name="时间为何不同于金钱"/>
+    <w:p>
+      <w:pPr>
+        <w:pStyle w:val="20"/>
+      </w:pPr>
+      <w:r>
+        <w:t xml:space="preserve">2.2 </w:t>
+      </w:r>
+      <w:r>
+        <w:rPr>
+          <w:rFonts w:hint="eastAsia"/>
+        </w:rPr>
+        <w:t xml:space="preserve">时间为何不同于金钱</w:t>
+      </w:r>
+    </w:p>
+    <w:p>
+      <w:pPr>
+        <w:pStyle w:val="FirstParagraph"/>
+      </w:pPr>
+      <w:r>
+        <w:rPr>
+          <w:rFonts w:hint="eastAsia"/>
+        </w:rPr>
+        <w:t xml:space="preserve">“时间是否像金钱一样被决策者处理”是该领域的关键问题。已有综述表明，二者在风险偏好、判断依据、沉没成本和禀赋效应上存在系统差异</w:t>
+      </w:r>
+      <w:r>
+        <w:t xml:space="preserve">[@ZhangJunWei2010]</w:t>
+      </w:r>
+      <w:r>
+        <w:t xml:space="preserve">。Saini </w:t>
+      </w:r>
+      <w:r>
+        <w:rPr>
+          <w:rFonts w:hint="eastAsia"/>
+        </w:rPr>
+        <w:t xml:space="preserve">与</w:t>
+      </w:r>
+      <w:r>
+        <w:t xml:space="preserve"> Monga</w:t>
+      </w:r>
+      <w:r>
+        <w:t xml:space="preserve"> </w:t>
+      </w:r>
+      <w:r>
+        <w:rPr>
+          <w:rFonts w:hint="eastAsia"/>
+        </w:rPr>
+        <w:t xml:space="preserve">发现，当决策对象是时间而非金钱时，个体更容易使用启发式判断</w:t>
+      </w:r>
+      <w:r>
+        <w:t xml:space="preserve">[@Saini2008]</w:t>
+      </w:r>
+      <w:r>
+        <w:rPr>
+          <w:rFonts w:hint="eastAsia"/>
+        </w:rPr>
+        <w:t xml:space="preserve">；Okada</w:t>
+      </w:r>
+      <w:r>
+        <w:t xml:space="preserve"> </w:t>
+      </w:r>
+      <w:r>
+        <w:rPr>
+          <w:rFonts w:hint="eastAsia"/>
+        </w:rPr>
+        <w:t xml:space="preserve">与</w:t>
+      </w:r>
+      <w:r>
+        <w:t xml:space="preserve"> </w:t>
+      </w:r>
+      <w:r>
+        <w:t xml:space="preserve">Hoch </w:t>
+      </w:r>
+      <w:r>
+        <w:rPr>
+          <w:rFonts w:hint="eastAsia"/>
+        </w:rPr>
+        <w:t xml:space="preserve">则指出，时间支出与金钱支出会触发不同的权衡路径</w:t>
+      </w:r>
+      <w:r>
+        <w:t xml:space="preserve">[@Okada2004]</w:t>
+      </w:r>
+      <w:r>
+        <w:rPr>
+          <w:rFonts w:hint="eastAsia"/>
+        </w:rPr>
+        <w:t xml:space="preserve">。换言之，时间更容易与过程体验绑定，而金钱更容易与结果核算绑定。</w:t>
+      </w:r>
+    </w:p>
+    <w:p>
+      <w:pPr>
+        <w:pStyle w:val="a0"/>
+      </w:pPr>
+      <w:r>
+        <w:t xml:space="preserve">Leclerc</w:t>
+      </w:r>
+      <w:r>
+        <w:t xml:space="preserve"> </w:t>
+      </w:r>
+      <w:r>
+        <w:rPr>
+          <w:rFonts w:hint="eastAsia"/>
+        </w:rPr>
+        <w:t xml:space="preserve">等对等待决策的研究进一步说明，等待时间的损失体验并不能简单等同于货币损失</w:t>
+      </w:r>
+      <w:r>
+        <w:t xml:space="preserve">[@Leclerc1995]</w:t>
+      </w:r>
+      <w:r>
+        <w:rPr>
+          <w:rFonts w:hint="eastAsia"/>
+        </w:rPr>
+        <w:t xml:space="preserve">。同样是“付出”，时间付出常常伴随无聊、焦虑、机会成本和控制感下降，因此其心理成本更依赖情境。也正因为如此，时间心理账户能够解释许多标准价格模型难以覆盖的现象。</w:t>
+      </w:r>
+    </w:p>
+    <w:p>
+      <w:pPr>
+        <w:pStyle w:val="TableCaption"/>
+      </w:pPr>
+      <w:r>
+        <w:rPr>
+          <w:rFonts w:hint="eastAsia"/>
+          <w:b/>
+          <w:bCs/>
+        </w:rPr>
+        <w:t xml:space="preserve">表</w:t>
+      </w:r>
+      <w:r>
+        <w:rPr>
+          <w:b/>
+          <w:bCs/>
+        </w:rPr>
+        <w:t xml:space="preserve"> 1 </w:t>
+      </w:r>
+      <w:r>
+        <w:rPr>
+          <w:rFonts w:hint="eastAsia"/>
+          <w:b/>
+          <w:bCs/>
+        </w:rPr>
+        <w:t xml:space="preserve">时间心理账户与金钱心理账户的比较</w:t>
+      </w:r>
+    </w:p>
+    <w:tbl>
+      <w:tblPr>
+        <w:tblStyle w:val="Table"/>
+        <w:tblW w:type="pct" w:w="4900"/>
+        <w:tblLayout w:type="fixed"/>
+        <w:tblLook w:firstRow="1" w:lastRow="0" w:firstColumn="0" w:lastColumn="0" w:noHBand="0" w:noVBand="0" w:val="0020"/>
+        <w:tblCaption w:val="表 1 时间心理账户与金钱心理账户的比较"/>
+      </w:tblPr>
+      <w:tblGrid>
+        <w:gridCol w:w="1108"/>
+        <w:gridCol w:w="3326"/>
+        <w:gridCol w:w="3326"/>
+      </w:tblGrid>
+      <w:tr>
+        <w:trPr>
+          <w:tblHeader w:val="on"/>
+        </w:trPr>
+        <w:tc>
+          <w:tcPr/>
+          <w:p>
+            <w:pPr>
+              <w:pStyle w:val="Compact"/>
+            </w:pPr>
+            <w:r>
+              <w:rPr>
+                <w:rFonts w:hint="eastAsia"/>
+              </w:rPr>
+              <w:t xml:space="preserve">维度</w:t>
+            </w:r>
+          </w:p>
+        </w:tc>
+        <w:tc>
+          <w:tcPr/>
+          <w:p>
+            <w:pPr>
+              <w:pStyle w:val="Compact"/>
+            </w:pPr>
+            <w:r>
+              <w:rPr>
+                <w:rFonts w:hint="eastAsia"/>
+              </w:rPr>
+              <w:t xml:space="preserve">时间心理账户</w:t>
+            </w:r>
+          </w:p>
+        </w:tc>
+        <w:tc>
+          <w:tcPr/>
+          <w:p>
+            <w:pPr>
+              <w:pStyle w:val="Compact"/>
+            </w:pPr>
+            <w:r>
+              <w:rPr>
+                <w:rFonts w:hint="eastAsia"/>
+              </w:rPr>
+              <w:t xml:space="preserve">金钱心理账户</w:t>
+            </w:r>
+          </w:p>
+        </w:tc>
+      </w:tr>
+      <w:tr>
+        <w:tc>
+          <w:tcPr/>
+          <w:p>
+            <w:pPr>
+              <w:pStyle w:val="Compact"/>
+            </w:pPr>
+            <w:r>
+              <w:rPr>
+                <w:rFonts w:hint="eastAsia"/>
+              </w:rPr>
+              <w:t xml:space="preserve">资源属性</w:t>
+            </w:r>
+          </w:p>
+        </w:tc>
+        <w:tc>
+          <w:tcPr/>
+          <w:p>
+            <w:pPr>
+              <w:pStyle w:val="Compact"/>
+            </w:pPr>
+            <w:r>
+              <w:rPr>
+                <w:rFonts w:hint="eastAsia"/>
+              </w:rPr>
+              <w:t xml:space="preserve">不可储存、不可逆</w:t>
+            </w:r>
+          </w:p>
+        </w:tc>
+        <w:tc>
+          <w:tcPr/>
+          <w:p>
+            <w:pPr>
+              <w:pStyle w:val="Compact"/>
+            </w:pPr>
+            <w:r>
+              <w:rPr>
+                <w:rFonts w:hint="eastAsia"/>
+              </w:rPr>
+              <w:t xml:space="preserve">可储存、可转移</w:t>
+            </w:r>
+          </w:p>
+        </w:tc>
+      </w:tr>
+      <w:tr>
+        <w:tc>
+          <w:tcPr/>
+          <w:p>
+            <w:pPr>
+              <w:pStyle w:val="Compact"/>
+            </w:pPr>
+            <w:r>
+              <w:rPr>
+                <w:rFonts w:hint="eastAsia"/>
+              </w:rPr>
+              <w:t xml:space="preserve">典型参照点</w:t>
+            </w:r>
+          </w:p>
+        </w:tc>
+        <w:tc>
+          <w:tcPr/>
+          <w:p>
+            <w:pPr>
+              <w:pStyle w:val="Compact"/>
+            </w:pPr>
+            <w:r>
+              <w:rPr>
+                <w:rFonts w:hint="eastAsia"/>
+              </w:rPr>
+              <w:t xml:space="preserve">日程预算、等待预期、角色义务</w:t>
+            </w:r>
+          </w:p>
+        </w:tc>
+        <w:tc>
+          <w:tcPr/>
+          <w:p>
+            <w:pPr>
+              <w:pStyle w:val="Compact"/>
+            </w:pPr>
+            <w:r>
+              <w:rPr>
+                <w:rFonts w:hint="eastAsia"/>
+              </w:rPr>
+              <w:t xml:space="preserve">收入水平、价格、账面余额</w:t>
+            </w:r>
+          </w:p>
+        </w:tc>
+      </w:tr>
+      <w:tr>
+        <w:tc>
+          <w:tcPr/>
+          <w:p>
+            <w:pPr>
+              <w:pStyle w:val="Compact"/>
+            </w:pPr>
+            <w:r>
+              <w:rPr>
+                <w:rFonts w:hint="eastAsia"/>
+              </w:rPr>
+              <w:t xml:space="preserve">常见偏差</w:t>
+            </w:r>
+          </w:p>
+        </w:tc>
+        <w:tc>
+          <w:tcPr/>
+          <w:p>
+            <w:pPr>
+              <w:pStyle w:val="Compact"/>
+            </w:pPr>
+            <w:r>
+              <w:rPr>
+                <w:rFonts w:hint="eastAsia"/>
+              </w:rPr>
+              <w:t xml:space="preserve">时间损失规避、等待厌恶、时间沉没成本</w:t>
+            </w:r>
+          </w:p>
+        </w:tc>
+        <w:tc>
+          <w:tcPr/>
+          <w:p>
+            <w:pPr>
+              <w:pStyle w:val="Compact"/>
+            </w:pPr>
+            <w:r>
+              <w:rPr>
+                <w:rFonts w:hint="eastAsia"/>
+              </w:rPr>
+              <w:t xml:space="preserve">支出分账、损失厌恶、沉没成本</w:t>
+            </w:r>
+          </w:p>
+        </w:tc>
+      </w:tr>
+      <w:tr>
+        <w:tc>
+          <w:tcPr/>
+          <w:p>
+            <w:pPr>
+              <w:pStyle w:val="Compact"/>
+            </w:pPr>
+            <w:r>
+              <w:rPr>
+                <w:rFonts w:hint="eastAsia"/>
+              </w:rPr>
+              <w:t xml:space="preserve">判断方式</w:t>
+            </w:r>
+          </w:p>
+        </w:tc>
+        <w:tc>
+          <w:tcPr/>
+          <w:p>
+            <w:pPr>
+              <w:pStyle w:val="Compact"/>
+            </w:pPr>
+            <w:r>
+              <w:rPr>
+                <w:rFonts w:hint="eastAsia"/>
+              </w:rPr>
+              <w:t xml:space="preserve">更依赖情境与体验线索</w:t>
+            </w:r>
+          </w:p>
+        </w:tc>
+        <w:tc>
+          <w:tcPr/>
+          <w:p>
+            <w:pPr>
+              <w:pStyle w:val="Compact"/>
+            </w:pPr>
+            <w:r>
+              <w:rPr>
+                <w:rFonts w:hint="eastAsia"/>
+              </w:rPr>
+              <w:t xml:space="preserve">更依赖金额与结果核算</w:t>
+            </w:r>
+          </w:p>
+        </w:tc>
+      </w:tr>
+      <w:tr>
+        <w:tc>
+          <w:tcPr/>
+          <w:p>
+            <w:pPr>
+              <w:pStyle w:val="Compact"/>
+            </w:pPr>
+            <w:r>
+              <w:rPr>
+                <w:rFonts w:hint="eastAsia"/>
+              </w:rPr>
+              <w:t xml:space="preserve">管理目标</w:t>
+            </w:r>
+          </w:p>
+        </w:tc>
+        <w:tc>
+          <w:tcPr/>
+          <w:p>
+            <w:pPr>
+              <w:pStyle w:val="Compact"/>
+            </w:pPr>
+            <w:r>
+              <w:rPr>
+                <w:rFonts w:hint="eastAsia"/>
+              </w:rPr>
+              <w:t xml:space="preserve">平衡不同生活账户</w:t>
+            </w:r>
+          </w:p>
+        </w:tc>
+        <w:tc>
+          <w:tcPr/>
+          <w:p>
+            <w:pPr>
+              <w:pStyle w:val="Compact"/>
+            </w:pPr>
+            <w:r>
+              <w:rPr>
+                <w:rFonts w:hint="eastAsia"/>
+              </w:rPr>
+              <w:t xml:space="preserve">平衡不同财务账户</w:t>
+            </w:r>
+          </w:p>
+        </w:tc>
+      </w:tr>
+    </w:tbl>
+    <w:bookmarkEnd w:id="22"/>
+    <w:bookmarkStart w:id="26" w:name="编码规则与相似性问题"/>
+    <w:p>
+      <w:pPr>
+        <w:pStyle w:val="20"/>
+      </w:pPr>
+      <w:r>
+        <w:t xml:space="preserve">2.3 </w:t>
+      </w:r>
+      <w:r>
+        <w:rPr>
+          <w:rFonts w:hint="eastAsia"/>
+        </w:rPr>
+        <w:t xml:space="preserve">编码规则与相似性问题</w:t>
+      </w:r>
+    </w:p>
+    <w:p>
+      <w:pPr>
+        <w:pStyle w:val="FirstParagraph"/>
+      </w:pPr>
+      <w:r>
+        <w:rPr>
+          <w:rFonts w:hint="eastAsia"/>
+        </w:rPr>
+        <w:t xml:space="preserve">更广义的心理账户研究还提示，收益或损失是被整合还是被分离，会影响体验强度与后续选择。修正后的编码规则表明，多重结果的整合未必总比隔离更差，关键在于结果组合与主观解释</w:t>
+      </w:r>
+      <w:r>
+        <w:t xml:space="preserve">[@Chang2014]</w:t>
+      </w:r>
+      <w:r>
+        <w:t xml:space="preserve">。Evers</w:t>
+      </w:r>
+      <w:r>
+        <w:t xml:space="preserve"> </w:t>
+      </w:r>
+      <w:r>
+        <w:rPr>
+          <w:rFonts w:hint="eastAsia"/>
+        </w:rPr>
+        <w:t xml:space="preserve">等进一步强调，相似性会影响结果被归入同一账户还是不同账户，从而改变人们对损失与收益时序安排的偏好</w:t>
+      </w:r>
+      <w:r>
+        <w:t xml:space="preserve">[@Evers2022]</w:t>
+      </w:r>
+      <w:r>
+        <w:rPr>
+          <w:rFonts w:hint="eastAsia"/>
+        </w:rPr>
+        <w:t xml:space="preserve">。这些结论虽然并非专为时间问题提出，却对理解“多个等待是否被看作一笔总损失”“连续加班是否被视作同一账户支出”很有启发。</w:t>
+      </w:r>
+    </w:p>
+    <w:p>
+      <w:pPr>
         <w:pStyle w:val="CaptionedFigure"/>
       </w:pPr>
       <w:r>
         <w:drawing>
           <wp:inline>
-            <wp:extent cx="5270500" cy="2712866"/>
+            <wp:extent cx="5270500" cy="3215828"/>
             <wp:effectExtent b="0" l="0" r="0" t="0"/>
-            <wp:docPr descr="" title="图1 示例图" id="21" name="Picture"/>
+            <wp:docPr descr="" title="图 1 理论框架（示例图）" id="24" name="Picture"/>
             <a:graphic>
               <a:graphicData uri="http://schemas.openxmlformats.org/drawingml/2006/picture">
                 <pic:pic>
                   <pic:nvPicPr>
-                    <pic:cNvPr descr="assets\示例图.png" id="22" name="Picture"/>
+                    <pic:cNvPr descr="D:\Vibe_Project\md2docx\tests\assets\示例图.png" id="25" name="Picture"/>
                     <pic:cNvPicPr>
                       <a:picLocks noChangeArrowheads="1" noChangeAspect="1"/>
                     </pic:cNvPicPr>
                   </pic:nvPicPr>
                   <pic:blipFill>
-                    <a:blip r:embed="rId20"/>
+                    <a:blip r:embed="rId23"/>
                     <a:stretch>
                       <a:fillRect/>
                     </a:stretch>
@@ -276,7 +1023,7 @@
                   <pic:spPr bwMode="auto">
                     <a:xfrm>
                       <a:off x="0" y="0"/>
-                      <a:ext cx="5270500" cy="2712866"/>
+                      <a:ext cx="5270500" cy="3215828"/>
                     </a:xfrm>
                     <a:prstGeom prst="rect">
                       <a:avLst/>
@@ -303,20 +1050,353 @@
         <w:rPr>
           <w:rFonts w:hint="eastAsia"/>
         </w:rPr>
-        <w:t xml:space="preserve">图1</w:t>
-      </w:r>
-      <w:r>
-        <w:t xml:space="preserve"> </w:t>
-      </w:r>
-      <w:r>
-        <w:rPr>
-          <w:rFonts w:hint="eastAsia"/>
-        </w:rPr>
-        <w:t xml:space="preserve">示例图</w:t>
+        <w:t xml:space="preserve">图</w:t>
+      </w:r>
+      <w:r>
+        <w:t xml:space="preserve"> 1 </w:t>
+      </w:r>
+      <w:r>
+        <w:rPr>
+          <w:rFonts w:hint="eastAsia"/>
+        </w:rPr>
+        <w:t xml:space="preserve">理论框架（示例图）</w:t>
+      </w:r>
+    </w:p>
+    <w:bookmarkEnd w:id="26"/>
+    <w:bookmarkEnd w:id="27"/>
+    <w:bookmarkStart w:id="32" w:name="时间心理账户的主要应用场景"/>
+    <w:p>
+      <w:pPr>
+        <w:pStyle w:val="10"/>
+      </w:pPr>
+      <w:r>
+        <w:t xml:space="preserve">3 </w:t>
+      </w:r>
+      <w:r>
+        <w:rPr>
+          <w:rFonts w:hint="eastAsia"/>
+        </w:rPr>
+        <w:t xml:space="preserve">时间心理账户的主要应用场景</w:t>
+      </w:r>
+    </w:p>
+    <w:bookmarkStart w:id="28" w:name="等待与服务体验"/>
+    <w:p>
+      <w:pPr>
+        <w:pStyle w:val="20"/>
+      </w:pPr>
+      <w:r>
+        <w:t xml:space="preserve">3.1 </w:t>
+      </w:r>
+      <w:r>
+        <w:rPr>
+          <w:rFonts w:hint="eastAsia"/>
+        </w:rPr>
+        <w:t xml:space="preserve">等待与服务体验</w:t>
       </w:r>
     </w:p>
     <w:p>
       <w:pPr>
+        <w:pStyle w:val="FirstParagraph"/>
+      </w:pPr>
+      <w:r>
+        <w:rPr>
+          <w:rFonts w:hint="eastAsia"/>
+        </w:rPr>
+        <w:t xml:space="preserve">等待是时间心理账户最直观的应用场景。李爱梅等指出，等待时间知觉会影响主观体验，并诱发时间沉没成本效应、延迟</w:t>
+      </w:r>
+      <w:r>
+        <w:t xml:space="preserve"> </w:t>
+      </w:r>
+      <w:r>
+        <w:t xml:space="preserve">- </w:t>
+      </w:r>
+      <w:r>
+        <w:rPr>
+          <w:rFonts w:hint="eastAsia"/>
+        </w:rPr>
+        <w:t xml:space="preserve">提前框架效应、峰终效应与偏好反转等非理性行为</w:t>
+      </w:r>
+      <w:r>
+        <w:t xml:space="preserve">[@LiAiMei2014]</w:t>
+      </w:r>
+      <w:r>
+        <w:rPr>
+          <w:rFonts w:hint="eastAsia"/>
+        </w:rPr>
+        <w:t xml:space="preserve">。从账户视角看，等待之所以痛苦，不只是时间被消耗，更因为“本该用于其他事务的时间”被强制转入低价值账户。由此推论，服务设计若能提供明确进度、减少不确定性、增加过程填充物，就能在一定程度上降低时间损失感。</w:t>
+      </w:r>
+    </w:p>
+    <w:bookmarkEnd w:id="28"/>
+    <w:bookmarkStart w:id="30" w:name="消费媒体与平台行为"/>
+    <w:p>
+      <w:pPr>
+        <w:pStyle w:val="20"/>
+      </w:pPr>
+      <w:r>
+        <w:t xml:space="preserve">3.2 </w:t>
+      </w:r>
+      <w:r>
+        <w:rPr>
+          <w:rFonts w:hint="eastAsia"/>
+        </w:rPr>
+        <w:t xml:space="preserve">消费、媒体与平台行为</w:t>
+      </w:r>
+    </w:p>
+    <w:p>
+      <w:pPr>
+        <w:pStyle w:val="FirstParagraph"/>
+      </w:pPr>
+      <w:r>
+        <w:rPr>
+          <w:rFonts w:hint="eastAsia"/>
+        </w:rPr>
+        <w:t xml:space="preserve">在消费研究中，时间与金钱的支出会引发不同的购买心态</w:t>
+      </w:r>
+      <w:r>
+        <w:t xml:space="preserve">[@Okada2004]</w:t>
+      </w:r>
+      <w:r>
+        <w:rPr>
+          <w:rFonts w:hint="eastAsia"/>
+        </w:rPr>
+        <w:t xml:space="preserve">。而在平台环境中，时间心理账户的作用更加显性。Kim</w:t>
+      </w:r>
+      <w:r>
+        <w:t xml:space="preserve"> </w:t>
+      </w:r>
+      <w:r>
+        <w:rPr>
+          <w:rFonts w:hint="eastAsia"/>
+        </w:rPr>
+        <w:t xml:space="preserve">等基于</w:t>
+      </w:r>
+      <w:r>
+        <w:t xml:space="preserve"> 82,757</w:t>
+      </w:r>
+      <w:r>
+        <w:t xml:space="preserve"> </w:t>
+      </w:r>
+      <w:r>
+        <w:rPr>
+          <w:rFonts w:hint="eastAsia"/>
+        </w:rPr>
+        <w:t xml:space="preserve">条在线视频平台日志发现，内容长度、内容热度和信息属性会提升用户继续观看广告的时间，而广告时长则显著降低观看时长</w:t>
+      </w:r>
+      <w:r>
+        <w:t xml:space="preserve">[@Kim2023]</w:t>
+      </w:r>
+      <w:r>
+        <w:rPr>
+          <w:rFonts w:hint="eastAsia"/>
+        </w:rPr>
+        <w:t xml:space="preserve">。这一结果说明，用户并不是孤立评估广告本身，而是在“观看内容收益”与“广告占用时间成本”之间进行动态核算。</w:t>
+      </w:r>
+    </w:p>
+    <w:p>
+      <w:pPr>
+        <w:pStyle w:val="a0"/>
+      </w:pPr>
+      <w:r>
+        <w:rPr>
+          <w:rFonts w:hint="eastAsia"/>
+        </w:rPr>
+        <w:t xml:space="preserve">为便于演示转换效果，下面给出一个简单伪代码，用来描述平台中用户是否跳过广告的账户式判断：</w:t>
+      </w:r>
+    </w:p>
+    <w:bookmarkStart w:id="29" w:name="cb1"/>
+    <w:p>
+      <w:pPr>
+        <w:pStyle w:val="SourceCode"/>
+      </w:pPr>
+      <w:r>
+        <w:rPr>
+          <w:rStyle w:val="KeywordTok"/>
+        </w:rPr>
+        <w:t xml:space="preserve">def</w:t>
+      </w:r>
+      <w:r>
+        <w:rPr>
+          <w:rStyle w:val="NormalTok"/>
+        </w:rPr>
+        <w:t xml:space="preserve"> should_skip_ad(content_value, ad_length, wait_tolerance):</w:t>
+      </w:r>
+      <w:r>
+        <w:br/>
+      </w:r>
+      <w:r>
+        <w:rPr>
+          <w:rStyle w:val="NormalTok"/>
+        </w:rPr>
+        <w:t xml:space="preserve">    perceived_gain </w:t>
+      </w:r>
+      <w:r>
+        <w:rPr>
+          <w:rStyle w:val="OperatorTok"/>
+        </w:rPr>
+        <w:t xml:space="preserve">=</w:t>
+      </w:r>
+      <w:r>
+        <w:rPr>
+          <w:rStyle w:val="NormalTok"/>
+        </w:rPr>
+        <w:t xml:space="preserve"> content_value</w:t>
+      </w:r>
+      <w:r>
+        <w:br/>
+      </w:r>
+      <w:r>
+        <w:rPr>
+          <w:rStyle w:val="NormalTok"/>
+        </w:rPr>
+        <w:t xml:space="preserve">    perceived_cost </w:t>
+      </w:r>
+      <w:r>
+        <w:rPr>
+          <w:rStyle w:val="OperatorTok"/>
+        </w:rPr>
+        <w:t xml:space="preserve">=</w:t>
+      </w:r>
+      <w:r>
+        <w:rPr>
+          <w:rStyle w:val="NormalTok"/>
+        </w:rPr>
+        <w:t xml:space="preserve"> ad_length </w:t>
+      </w:r>
+      <w:r>
+        <w:rPr>
+          <w:rStyle w:val="OperatorTok"/>
+        </w:rPr>
+        <w:t xml:space="preserve">/</w:t>
+      </w:r>
+      <w:r>
+        <w:rPr>
+          <w:rStyle w:val="NormalTok"/>
+        </w:rPr>
+        <w:t xml:space="preserve"> wait_tolerance</w:t>
+      </w:r>
+      <w:r>
+        <w:br/>
+      </w:r>
+      <w:r>
+        <w:rPr>
+          <w:rStyle w:val="NormalTok"/>
+        </w:rPr>
+        <w:t xml:space="preserve">    </w:t>
+      </w:r>
+      <w:r>
+        <w:rPr>
+          <w:rStyle w:val="ControlFlowTok"/>
+        </w:rPr>
+        <w:t xml:space="preserve">return</w:t>
+      </w:r>
+      <w:r>
+        <w:rPr>
+          <w:rStyle w:val="NormalTok"/>
+        </w:rPr>
+        <w:t xml:space="preserve"> perceived_cost </w:t>
+      </w:r>
+      <w:r>
+        <w:rPr>
+          <w:rStyle w:val="OperatorTok"/>
+        </w:rPr>
+        <w:t xml:space="preserve">&gt;</w:t>
+      </w:r>
+      <w:r>
+        <w:rPr>
+          <w:rStyle w:val="NormalTok"/>
+        </w:rPr>
+        <w:t xml:space="preserve"> perceived_gain</w:t>
+      </w:r>
+    </w:p>
+    <w:bookmarkEnd w:id="29"/>
+    <w:p>
+      <w:pPr>
+        <w:pStyle w:val="FirstParagraph"/>
+      </w:pPr>
+      <w:r>
+        <w:rPr>
+          <w:rFonts w:hint="eastAsia"/>
+        </w:rPr>
+        <w:t xml:space="preserve">这段代码并不用于实证估计，只是把文献中“收益</w:t>
+      </w:r>
+      <w:r>
+        <w:t xml:space="preserve"> -</w:t>
+      </w:r>
+      <w:r>
+        <w:t xml:space="preserve"> </w:t>
+      </w:r>
+      <w:r>
+        <w:rPr>
+          <w:rFonts w:hint="eastAsia"/>
+        </w:rPr>
+        <w:t xml:space="preserve">成本比较”的思路写成最简形式，便于测试内联代码、代码块与段落混排的版式效果。</w:t>
+      </w:r>
+    </w:p>
+    <w:bookmarkEnd w:id="30"/>
+    <w:bookmarkStart w:id="31" w:name="出行与交通决策"/>
+    <w:p>
+      <w:pPr>
+        <w:pStyle w:val="20"/>
+      </w:pPr>
+      <w:r>
+        <w:t xml:space="preserve">3.3 </w:t>
+      </w:r>
+      <w:r>
+        <w:rPr>
+          <w:rFonts w:hint="eastAsia"/>
+        </w:rPr>
+        <w:t xml:space="preserve">出行与交通决策</w:t>
+      </w:r>
+    </w:p>
+    <w:p>
+      <w:pPr>
+        <w:pStyle w:val="FirstParagraph"/>
+      </w:pPr>
+      <w:r>
+        <w:rPr>
+          <w:rFonts w:hint="eastAsia"/>
+        </w:rPr>
+        <w:t xml:space="preserve">在出行场景中，时间心理账户被进一步形式化。Liu</w:t>
+      </w:r>
+      <w:r>
+        <w:t xml:space="preserve"> </w:t>
+      </w:r>
+      <w:r>
+        <w:rPr>
+          <w:rFonts w:hint="eastAsia"/>
+        </w:rPr>
+        <w:t xml:space="preserve">等提出同时考虑出行时间和出行成本的</w:t>
+      </w:r>
+      <w:r>
+        <w:t xml:space="preserve"> MA-TC</w:t>
+      </w:r>
+      <w:r>
+        <w:t xml:space="preserve"> </w:t>
+      </w:r>
+      <w:r>
+        <w:rPr>
+          <w:rFonts w:hint="eastAsia"/>
+        </w:rPr>
+        <w:t xml:space="preserve">模型，发现人们在确定性与风险性条件下，对时间和成本变化的敏感性并不一致</w:t>
+      </w:r>
+      <w:r>
+        <w:t xml:space="preserve">[@Liu2021]</w:t>
+      </w:r>
+      <w:r>
+        <w:rPr>
+          <w:rFonts w:hint="eastAsia"/>
+        </w:rPr>
+        <w:t xml:space="preserve">。与传统模型相比，这类方法更能描述现实中的有限理性。相关综述也指出，前景理论在出行行为研究中的适用性很大程度上取决于决策属性是否具有不确定性，以及个体差异是否显著</w:t>
+      </w:r>
+      <w:r>
+        <w:t xml:space="preserve">[@ZhangBo2013]</w:t>
+      </w:r>
+      <w:r>
+        <w:t xml:space="preserve">。</w:t>
+      </w:r>
+    </w:p>
+    <w:p>
+      <w:pPr>
         <w:pStyle w:val="TableCaption"/>
       </w:pPr>
       <w:r>
@@ -325,14 +1405,14 @@
           <w:b/>
           <w:bCs/>
         </w:rPr>
-        <w:t xml:space="preserve">表1</w:t>
+        <w:t xml:space="preserve">表</w:t>
       </w:r>
       <w:r>
         <w:rPr>
           <w:b/>
           <w:bCs/>
         </w:rPr>
-        <w:t xml:space="preserve"> </w:t>
+        <w:t xml:space="preserve"> 2 </w:t>
       </w:r>
       <w:r>
         <w:rPr>
@@ -340,7 +1420,351 @@
           <w:b/>
           <w:bCs/>
         </w:rPr>
-        <w:t xml:space="preserve">三线表</w:t>
+        <w:t xml:space="preserve">代表性研究的主题与启示</w:t>
+      </w:r>
+    </w:p>
+    <w:tbl>
+      <w:tblPr>
+        <w:tblStyle w:val="Table"/>
+        <w:tblW w:type="pct" w:w="4950"/>
+        <w:tblLayout w:type="fixed"/>
+        <w:tblLook w:firstRow="1" w:lastRow="0" w:firstColumn="0" w:lastColumn="0" w:noHBand="0" w:noVBand="0" w:val="0020"/>
+        <w:tblCaption w:val="表 2 代表性研究的主题与启示"/>
+      </w:tblPr>
+      <w:tblGrid>
+        <w:gridCol w:w="2613"/>
+        <w:gridCol w:w="2613"/>
+        <w:gridCol w:w="2613"/>
+      </w:tblGrid>
+      <w:tr>
+        <w:trPr>
+          <w:tblHeader w:val="on"/>
+        </w:trPr>
+        <w:tc>
+          <w:tcPr/>
+          <w:p>
+            <w:pPr>
+              <w:pStyle w:val="Compact"/>
+            </w:pPr>
+            <w:r>
+              <w:rPr>
+                <w:rFonts w:hint="eastAsia"/>
+              </w:rPr>
+              <w:t xml:space="preserve">研究主题</w:t>
+            </w:r>
+          </w:p>
+        </w:tc>
+        <w:tc>
+          <w:tcPr/>
+          <w:p>
+            <w:pPr>
+              <w:pStyle w:val="Compact"/>
+            </w:pPr>
+            <w:r>
+              <w:rPr>
+                <w:rFonts w:hint="eastAsia"/>
+              </w:rPr>
+              <w:t xml:space="preserve">主要发现</w:t>
+            </w:r>
+          </w:p>
+        </w:tc>
+        <w:tc>
+          <w:tcPr/>
+          <w:p>
+            <w:pPr>
+              <w:pStyle w:val="Compact"/>
+            </w:pPr>
+            <w:r>
+              <w:rPr>
+                <w:rFonts w:hint="eastAsia"/>
+              </w:rPr>
+              <w:t xml:space="preserve">方法特征</w:t>
+            </w:r>
+          </w:p>
+        </w:tc>
+      </w:tr>
+      <w:tr>
+        <w:tc>
+          <w:tcPr/>
+          <w:p>
+            <w:pPr>
+              <w:pStyle w:val="Compact"/>
+            </w:pPr>
+            <w:r>
+              <w:rPr>
+                <w:rFonts w:hint="eastAsia"/>
+              </w:rPr>
+              <w:t xml:space="preserve">时间账户是否存在</w:t>
+            </w:r>
+          </w:p>
+        </w:tc>
+        <w:tc>
+          <w:tcPr/>
+          <w:p>
+            <w:pPr>
+              <w:pStyle w:val="Compact"/>
+            </w:pPr>
+            <w:r>
+              <w:rPr>
+                <w:rFonts w:hint="eastAsia"/>
+              </w:rPr>
+              <w:t xml:space="preserve">个体会为工作与非工作时间建立不同账户</w:t>
+            </w:r>
+            <w:r>
+              <w:t xml:space="preserve">[@Rajagopal2009]</w:t>
+            </w:r>
+          </w:p>
+        </w:tc>
+        <w:tc>
+          <w:tcPr/>
+          <w:p>
+            <w:pPr>
+              <w:pStyle w:val="Compact"/>
+            </w:pPr>
+            <w:r>
+              <w:rPr>
+                <w:rFonts w:hint="eastAsia"/>
+              </w:rPr>
+              <w:t xml:space="preserve">多实验设计</w:t>
+            </w:r>
+          </w:p>
+        </w:tc>
+      </w:tr>
+      <w:tr>
+        <w:tc>
+          <w:tcPr/>
+          <w:p>
+            <w:pPr>
+              <w:pStyle w:val="Compact"/>
+            </w:pPr>
+            <w:r>
+              <w:rPr>
+                <w:rFonts w:hint="eastAsia"/>
+              </w:rPr>
+              <w:t xml:space="preserve">等待时间知觉</w:t>
+            </w:r>
+          </w:p>
+        </w:tc>
+        <w:tc>
+          <w:tcPr/>
+          <w:p>
+            <w:pPr>
+              <w:pStyle w:val="Compact"/>
+            </w:pPr>
+            <w:r>
+              <w:rPr>
+                <w:rFonts w:hint="eastAsia"/>
+              </w:rPr>
+              <w:t xml:space="preserve">等待可诱发多种非理性决策偏差</w:t>
+            </w:r>
+            <w:r>
+              <w:t xml:space="preserve">[@LiAiMei2014]</w:t>
+            </w:r>
+          </w:p>
+        </w:tc>
+        <w:tc>
+          <w:tcPr/>
+          <w:p>
+            <w:pPr>
+              <w:pStyle w:val="Compact"/>
+            </w:pPr>
+            <w:r>
+              <w:rPr>
+                <w:rFonts w:hint="eastAsia"/>
+              </w:rPr>
+              <w:t xml:space="preserve">中文综述</w:t>
+            </w:r>
+          </w:p>
+        </w:tc>
+      </w:tr>
+      <w:tr>
+        <w:tc>
+          <w:tcPr/>
+          <w:p>
+            <w:pPr>
+              <w:pStyle w:val="Compact"/>
+            </w:pPr>
+            <w:r>
+              <w:rPr>
+                <w:rFonts w:hint="eastAsia"/>
+              </w:rPr>
+              <w:t xml:space="preserve">广告跳过行为</w:t>
+            </w:r>
+          </w:p>
+        </w:tc>
+        <w:tc>
+          <w:tcPr/>
+          <w:p>
+            <w:pPr>
+              <w:pStyle w:val="Compact"/>
+            </w:pPr>
+            <w:r>
+              <w:rPr>
+                <w:rFonts w:hint="eastAsia"/>
+              </w:rPr>
+              <w:t xml:space="preserve">内容收益与广告时间成本共同决定观看时长</w:t>
+            </w:r>
+            <w:r>
+              <w:t xml:space="preserve">[@Kim2023]</w:t>
+            </w:r>
+          </w:p>
+        </w:tc>
+        <w:tc>
+          <w:tcPr/>
+          <w:p>
+            <w:pPr>
+              <w:pStyle w:val="Compact"/>
+            </w:pPr>
+            <w:r>
+              <w:rPr>
+                <w:rFonts w:hint="eastAsia"/>
+              </w:rPr>
+              <w:t xml:space="preserve">平台日志数据</w:t>
+            </w:r>
+          </w:p>
+        </w:tc>
+      </w:tr>
+      <w:tr>
+        <w:tc>
+          <w:tcPr/>
+          <w:p>
+            <w:pPr>
+              <w:pStyle w:val="Compact"/>
+            </w:pPr>
+            <w:r>
+              <w:rPr>
+                <w:rFonts w:hint="eastAsia"/>
+              </w:rPr>
+              <w:t xml:space="preserve">出行时间</w:t>
+            </w:r>
+            <w:r>
+              <w:t xml:space="preserve"> - </w:t>
+            </w:r>
+            <w:r>
+              <w:rPr>
+                <w:rFonts w:hint="eastAsia"/>
+              </w:rPr>
+              <w:t xml:space="preserve">成本整合</w:t>
+            </w:r>
+          </w:p>
+        </w:tc>
+        <w:tc>
+          <w:tcPr/>
+          <w:p>
+            <w:pPr>
+              <w:pStyle w:val="Compact"/>
+            </w:pPr>
+            <w:r>
+              <w:rPr>
+                <w:rFonts w:hint="eastAsia"/>
+              </w:rPr>
+              <w:t xml:space="preserve">风险条件下损失敏感性更强</w:t>
+            </w:r>
+            <w:r>
+              <w:t xml:space="preserve">[@Liu2021]</w:t>
+            </w:r>
+          </w:p>
+        </w:tc>
+        <w:tc>
+          <w:tcPr/>
+          <w:p>
+            <w:pPr>
+              <w:pStyle w:val="Compact"/>
+            </w:pPr>
+            <w:r>
+              <w:rPr>
+                <w:rFonts w:hint="eastAsia"/>
+              </w:rPr>
+              <w:t xml:space="preserve">行为建模</w:t>
+            </w:r>
+          </w:p>
+        </w:tc>
+      </w:tr>
+    </w:tbl>
+    <w:bookmarkEnd w:id="31"/>
+    <w:bookmarkEnd w:id="32"/>
+    <w:bookmarkStart w:id="33" w:name="评价与展望"/>
+    <w:p>
+      <w:pPr>
+        <w:pStyle w:val="10"/>
+      </w:pPr>
+      <w:r>
+        <w:t xml:space="preserve">4 </w:t>
+      </w:r>
+      <w:r>
+        <w:rPr>
+          <w:rFonts w:hint="eastAsia"/>
+        </w:rPr>
+        <w:t xml:space="preserve">评价与展望</w:t>
+      </w:r>
+    </w:p>
+    <w:p>
+      <w:pPr>
+        <w:pStyle w:val="FirstParagraph"/>
+      </w:pPr>
+      <w:r>
+        <w:rPr>
+          <w:rFonts w:hint="eastAsia"/>
+        </w:rPr>
+        <w:t xml:space="preserve">现有研究的主要贡献有三点。第一，它突破了“时间完全等价于金钱”的简单假设，说明时间具有账户化、标签化和情境化特征</w:t>
+      </w:r>
+      <w:r>
+        <w:t xml:space="preserve">[@ZhangJunWei2010]</w:t>
+      </w:r>
+      <w:r>
+        <w:rPr>
+          <w:rFonts w:hint="eastAsia"/>
+        </w:rPr>
+        <w:t xml:space="preserve">。第二，它把前景理论、心理账户理论与等待、消费、出行等现实问题连接起来，增强了行为决策研究的解释力</w:t>
+      </w:r>
+      <w:r>
+        <w:t xml:space="preserve">[@Tversky1981;</w:t>
+      </w:r>
+      <w:r>
+        <w:t xml:space="preserve"> </w:t>
+      </w:r>
+      <w:r>
+        <w:t xml:space="preserve">@Liu2021]</w:t>
+      </w:r>
+      <w:r>
+        <w:rPr>
+          <w:rFonts w:hint="eastAsia"/>
+        </w:rPr>
+        <w:t xml:space="preserve">。第三，随着平台日志、交通行为数据和服务过程数据的引入，时间心理账户开始从概念论证走向更贴近真实行为的检验</w:t>
+      </w:r>
+      <w:r>
+        <w:t xml:space="preserve">[@Kim2023]</w:t>
+      </w:r>
+      <w:r>
+        <w:t xml:space="preserve">。</w:t>
+      </w:r>
+    </w:p>
+    <w:p>
+      <w:pPr>
+        <w:pStyle w:val="TableCaption"/>
+      </w:pPr>
+      <w:r>
+        <w:rPr>
+          <w:rFonts w:hint="eastAsia"/>
+          <w:b/>
+          <w:bCs/>
+        </w:rPr>
+        <w:t xml:space="preserve">表3</w:t>
+      </w:r>
+      <w:r>
+        <w:rPr>
+          <w:b/>
+          <w:bCs/>
+        </w:rPr>
+        <w:t xml:space="preserve"> </w:t>
+      </w:r>
+      <w:r>
+        <w:rPr>
+          <w:rFonts w:hint="eastAsia"/>
+          <w:b/>
+          <w:bCs/>
+        </w:rPr>
+        <w:t xml:space="preserve">HTML表格转换效果演示</w:t>
       </w:r>
     </w:p>
     <w:tbl>
@@ -348,12 +1772,13 @@
         <w:tblStyle w:val="Table"/>
         <w:tblW w:type="auto" w:w="0"/>
         <w:tblLook w:firstRow="1" w:lastRow="0" w:firstColumn="0" w:lastColumn="0" w:noHBand="0" w:noVBand="0" w:val="0020"/>
-        <w:tblCaption w:val="表1 三线表"/>
+        <w:tblCaption w:val="表3 HTML表格转换效果演示"/>
       </w:tblPr>
       <w:tblGrid>
-        <w:gridCol w:w="2640"/>
-        <w:gridCol w:w="2640"/>
-        <w:gridCol w:w="2640"/>
+        <w:gridCol w:w="1980"/>
+        <w:gridCol w:w="1980"/>
+        <w:gridCol w:w="1980"/>
+        <w:gridCol w:w="1980"/>
       </w:tblGrid>
       <w:tr>
         <w:trPr>
@@ -369,184 +1794,1293 @@
               <w:rPr>
                 <w:rFonts w:hint="eastAsia"/>
               </w:rPr>
-              <w:t xml:space="preserve">模式类型</w:t>
-            </w:r>
-          </w:p>
-        </w:tc>
-        <w:tc>
-          <w:tcPr/>
-          <w:p>
-            <w:pPr>
-              <w:pStyle w:val="Compact"/>
-            </w:pPr>
-            <w:r>
-              <w:rPr>
-                <w:rFonts w:hint="eastAsia"/>
-              </w:rPr>
-              <w:t xml:space="preserve">对应组态</w:t>
-            </w:r>
-          </w:p>
-        </w:tc>
-        <w:tc>
-          <w:tcPr/>
-          <w:p>
-            <w:pPr>
-              <w:pStyle w:val="Compact"/>
-            </w:pPr>
-            <w:r>
-              <w:rPr>
-                <w:rFonts w:hint="eastAsia"/>
-              </w:rPr>
-              <w:t xml:space="preserve">核心条件结构</w:t>
+              <w:t xml:space="preserve">驱动维度</w:t>
+            </w:r>
+          </w:p>
+        </w:tc>
+        <w:tc>
+          <w:tcPr/>
+          <w:p>
+            <w:pPr>
+              <w:pStyle w:val="Compact"/>
+            </w:pPr>
+            <w:r>
+              <w:rPr>
+                <w:rFonts w:hint="eastAsia"/>
+              </w:rPr>
+              <w:t xml:space="preserve">前因条件</w:t>
+            </w:r>
+          </w:p>
+        </w:tc>
+        <w:tc>
+          <w:tcPr/>
+          <w:p>
+            <w:pPr>
+              <w:pStyle w:val="Compact"/>
+            </w:pPr>
+            <w:r>
+              <w:rPr>
+                <w:rFonts w:hint="eastAsia"/>
+              </w:rPr>
+              <w:t xml:space="preserve">一致性</w:t>
+            </w:r>
+          </w:p>
+        </w:tc>
+        <w:tc>
+          <w:tcPr/>
+          <w:p>
+            <w:pPr>
+              <w:pStyle w:val="Compact"/>
+            </w:pPr>
+            <w:r>
+              <w:rPr>
+                <w:rFonts w:hint="eastAsia"/>
+              </w:rPr>
+              <w:t xml:space="preserve">覆盖度</w:t>
             </w:r>
           </w:p>
         </w:tc>
       </w:tr>
       <w:tr>
         <w:tc>
-          <w:tcPr/>
-          <w:p>
-            <w:pPr>
-              <w:pStyle w:val="Compact"/>
-            </w:pPr>
-            <w:r>
-              <w:t xml:space="preserve">1</w:t>
-            </w:r>
-          </w:p>
-        </w:tc>
-        <w:tc>
-          <w:tcPr/>
-          <w:p>
-            <w:pPr>
-              <w:pStyle w:val="Compact"/>
-            </w:pPr>
-            <w:r>
-              <w:t xml:space="preserve">2</w:t>
-            </w:r>
-          </w:p>
-        </w:tc>
-        <w:tc>
-          <w:tcPr/>
-          <w:p>
-            <w:pPr>
-              <w:pStyle w:val="Compact"/>
-            </w:pPr>
-            <w:r>
-              <w:t xml:space="preserve">3</w:t>
+          <w:tcPr>
+            <w:vMerge w:val="restart"/>
+          </w:tcPr>
+          <w:p>
+            <w:pPr>
+              <w:pStyle w:val="Compact"/>
+            </w:pPr>
+            <w:r>
+              <w:rPr>
+                <w:rFonts w:hint="eastAsia"/>
+              </w:rPr>
+              <w:t xml:space="preserve">企业组织</w:t>
+            </w:r>
+          </w:p>
+        </w:tc>
+        <w:tc>
+          <w:tcPr/>
+          <w:p>
+            <w:pPr>
+              <w:pStyle w:val="Compact"/>
+            </w:pPr>
+            <w:r>
+              <w:rPr>
+                <w:rFonts w:hint="eastAsia"/>
+              </w:rPr>
+              <w:t xml:space="preserve">管理层战略重视度</w:t>
+            </w:r>
+            <w:r>
+              <w:t xml:space="preserve"> (C1)</w:t>
+            </w:r>
+          </w:p>
+        </w:tc>
+        <w:tc>
+          <w:tcPr/>
+          <w:p>
+            <w:pPr>
+              <w:pStyle w:val="Compact"/>
+            </w:pPr>
+            <w:r>
+              <w:t xml:space="preserve">0.642</w:t>
+            </w:r>
+          </w:p>
+        </w:tc>
+        <w:tc>
+          <w:tcPr/>
+          <w:p>
+            <w:pPr>
+              <w:pStyle w:val="Compact"/>
+            </w:pPr>
+            <w:r>
+              <w:t xml:space="preserve">0.736</w:t>
             </w:r>
           </w:p>
         </w:tc>
       </w:tr>
       <w:tr>
         <w:tc>
-          <w:tcPr/>
-          <w:p>
-            <w:pPr>
-              <w:pStyle w:val="Compact"/>
-            </w:pPr>
-            <w:r>
-              <w:t xml:space="preserve">1</w:t>
-            </w:r>
-          </w:p>
-        </w:tc>
-        <w:tc>
-          <w:tcPr/>
-          <w:p>
-            <w:pPr>
-              <w:pStyle w:val="Compact"/>
-            </w:pPr>
-            <w:r>
-              <w:t xml:space="preserve">2</w:t>
-            </w:r>
-          </w:p>
-        </w:tc>
-        <w:tc>
-          <w:tcPr/>
-          <w:p>
-            <w:pPr>
-              <w:pStyle w:val="Compact"/>
-            </w:pPr>
-            <w:r>
-              <w:t xml:space="preserve">3</w:t>
+          <w:tcPr>
+            <w:gridSpan w:val="1"/>
+            <w:vMerge w:val="continue"/>
+          </w:tcPr>
+          <w:p>
+            <w:pPr>
+              <w:pStyle w:val="Compact"/>
+            </w:pPr>
+          </w:p>
+        </w:tc>
+        <w:tc>
+          <w:tcPr/>
+          <w:p>
+            <w:pPr>
+              <w:pStyle w:val="Compact"/>
+            </w:pPr>
+            <w:r>
+              <w:rPr>
+                <w:rFonts w:hint="eastAsia"/>
+              </w:rPr>
+              <w:t xml:space="preserve">~管理层战略重视度</w:t>
+            </w:r>
+            <w:r>
+              <w:t xml:space="preserve"> (~C1)</w:t>
+            </w:r>
+          </w:p>
+        </w:tc>
+        <w:tc>
+          <w:tcPr/>
+          <w:p>
+            <w:pPr>
+              <w:pStyle w:val="Compact"/>
+            </w:pPr>
+            <w:r>
+              <w:t xml:space="preserve">0.625</w:t>
+            </w:r>
+          </w:p>
+        </w:tc>
+        <w:tc>
+          <w:tcPr/>
+          <w:p>
+            <w:pPr>
+              <w:pStyle w:val="Compact"/>
+            </w:pPr>
+            <w:r>
+              <w:t xml:space="preserve">0.651</w:t>
             </w:r>
           </w:p>
         </w:tc>
       </w:tr>
       <w:tr>
         <w:tc>
-          <w:tcPr/>
-          <w:p>
-            <w:pPr>
-              <w:pStyle w:val="Compact"/>
-            </w:pPr>
-            <w:r>
-              <w:t xml:space="preserve">1</w:t>
-            </w:r>
-          </w:p>
-        </w:tc>
-        <w:tc>
-          <w:tcPr/>
-          <w:p>
-            <w:pPr>
-              <w:pStyle w:val="Compact"/>
-            </w:pPr>
-            <w:r>
-              <w:t xml:space="preserve">2</w:t>
-            </w:r>
-          </w:p>
-        </w:tc>
-        <w:tc>
-          <w:tcPr/>
-          <w:p>
-            <w:pPr>
-              <w:pStyle w:val="Compact"/>
-            </w:pPr>
-            <w:r>
-              <w:t xml:space="preserve">3</w:t>
+          <w:tcPr>
+            <w:gridSpan w:val="1"/>
+            <w:vMerge w:val="continue"/>
+          </w:tcPr>
+          <w:p>
+            <w:pPr>
+              <w:pStyle w:val="Compact"/>
+            </w:pPr>
+          </w:p>
+        </w:tc>
+        <w:tc>
+          <w:tcPr/>
+          <w:p>
+            <w:pPr>
+              <w:pStyle w:val="Compact"/>
+            </w:pPr>
+            <w:r>
+              <w:rPr>
+                <w:rFonts w:hint="eastAsia"/>
+              </w:rPr>
+              <w:t xml:space="preserve">员工数字化素养</w:t>
+            </w:r>
+            <w:r>
+              <w:t xml:space="preserve"> (C2)</w:t>
+            </w:r>
+          </w:p>
+        </w:tc>
+        <w:tc>
+          <w:tcPr/>
+          <w:p>
+            <w:pPr>
+              <w:pStyle w:val="Compact"/>
+            </w:pPr>
+            <w:r>
+              <w:t xml:space="preserve">0.782</w:t>
+            </w:r>
+          </w:p>
+        </w:tc>
+        <w:tc>
+          <w:tcPr/>
+          <w:p>
+            <w:pPr>
+              <w:pStyle w:val="Compact"/>
+            </w:pPr>
+            <w:r>
+              <w:t xml:space="preserve">0.841</w:t>
             </w:r>
           </w:p>
         </w:tc>
       </w:tr>
       <w:tr>
         <w:tc>
-          <w:tcPr/>
-          <w:p>
-            <w:pPr>
-              <w:pStyle w:val="Compact"/>
-            </w:pPr>
-            <w:r>
-              <w:t xml:space="preserve">1</w:t>
-            </w:r>
-          </w:p>
-        </w:tc>
-        <w:tc>
-          <w:tcPr/>
-          <w:p>
-            <w:pPr>
-              <w:pStyle w:val="Compact"/>
-            </w:pPr>
-            <w:r>
-              <w:t xml:space="preserve">2</w:t>
-            </w:r>
-          </w:p>
-        </w:tc>
-        <w:tc>
-          <w:tcPr/>
-          <w:p>
-            <w:pPr>
-              <w:pStyle w:val="Compact"/>
-            </w:pPr>
-            <w:r>
-              <w:t xml:space="preserve">3</w:t>
+          <w:tcPr>
+            <w:gridSpan w:val="1"/>
+            <w:vMerge w:val="continue"/>
+          </w:tcPr>
+          <w:p>
+            <w:pPr>
+              <w:pStyle w:val="Compact"/>
+            </w:pPr>
+          </w:p>
+        </w:tc>
+        <w:tc>
+          <w:tcPr/>
+          <w:p>
+            <w:pPr>
+              <w:pStyle w:val="Compact"/>
+            </w:pPr>
+            <w:r>
+              <w:rPr>
+                <w:rFonts w:hint="eastAsia"/>
+              </w:rPr>
+              <w:t xml:space="preserve">~员工数字化素养</w:t>
+            </w:r>
+            <w:r>
+              <w:t xml:space="preserve"> (~C2)</w:t>
+            </w:r>
+          </w:p>
+        </w:tc>
+        <w:tc>
+          <w:tcPr/>
+          <w:p>
+            <w:pPr>
+              <w:pStyle w:val="Compact"/>
+            </w:pPr>
+            <w:r>
+              <w:t xml:space="preserve">0.531</w:t>
+            </w:r>
+          </w:p>
+        </w:tc>
+        <w:tc>
+          <w:tcPr/>
+          <w:p>
+            <w:pPr>
+              <w:pStyle w:val="Compact"/>
+            </w:pPr>
+            <w:r>
+              <w:t xml:space="preserve">0.564</w:t>
+            </w:r>
+          </w:p>
+        </w:tc>
+      </w:tr>
+      <w:tr>
+        <w:tc>
+          <w:tcPr>
+            <w:vMerge w:val="restart"/>
+          </w:tcPr>
+          <w:p>
+            <w:pPr>
+              <w:pStyle w:val="Compact"/>
+            </w:pPr>
+            <w:r>
+              <w:rPr>
+                <w:rFonts w:hint="eastAsia"/>
+              </w:rPr>
+              <w:t xml:space="preserve">数据资产</w:t>
+            </w:r>
+          </w:p>
+        </w:tc>
+        <w:tc>
+          <w:tcPr/>
+          <w:p>
+            <w:pPr>
+              <w:pStyle w:val="Compact"/>
+            </w:pPr>
+            <w:r>
+              <w:rPr>
+                <w:rFonts w:hint="eastAsia"/>
+              </w:rPr>
+              <w:t xml:space="preserve">数据完整标准化程度</w:t>
+            </w:r>
+            <w:r>
+              <w:t xml:space="preserve"> (D1)</w:t>
+            </w:r>
+          </w:p>
+        </w:tc>
+        <w:tc>
+          <w:tcPr/>
+          <w:p>
+            <w:pPr>
+              <w:pStyle w:val="Compact"/>
+            </w:pPr>
+            <w:r>
+              <w:t xml:space="preserve">0.733</w:t>
+            </w:r>
+          </w:p>
+        </w:tc>
+        <w:tc>
+          <w:tcPr/>
+          <w:p>
+            <w:pPr>
+              <w:pStyle w:val="Compact"/>
+            </w:pPr>
+            <w:r>
+              <w:t xml:space="preserve">0.615</w:t>
+            </w:r>
+          </w:p>
+        </w:tc>
+      </w:tr>
+      <w:tr>
+        <w:tc>
+          <w:tcPr>
+            <w:gridSpan w:val="1"/>
+            <w:vMerge w:val="continue"/>
+          </w:tcPr>
+          <w:p>
+            <w:pPr>
+              <w:pStyle w:val="Compact"/>
+            </w:pPr>
+          </w:p>
+        </w:tc>
+        <w:tc>
+          <w:tcPr/>
+          <w:p>
+            <w:pPr>
+              <w:pStyle w:val="Compact"/>
+            </w:pPr>
+            <w:r>
+              <w:rPr>
+                <w:rFonts w:hint="eastAsia"/>
+              </w:rPr>
+              <w:t xml:space="preserve">~数据完整标准化程度</w:t>
+            </w:r>
+            <w:r>
+              <w:t xml:space="preserve"> (~D1)</w:t>
+            </w:r>
+          </w:p>
+        </w:tc>
+        <w:tc>
+          <w:tcPr/>
+          <w:p>
+            <w:pPr>
+              <w:pStyle w:val="Compact"/>
+            </w:pPr>
+            <w:r>
+              <w:t xml:space="preserve">0.346</w:t>
+            </w:r>
+          </w:p>
+        </w:tc>
+        <w:tc>
+          <w:tcPr/>
+          <w:p>
+            <w:pPr>
+              <w:pStyle w:val="Compact"/>
+            </w:pPr>
+            <w:r>
+              <w:t xml:space="preserve">0.629</w:t>
+            </w:r>
+          </w:p>
+        </w:tc>
+      </w:tr>
+      <w:tr>
+        <w:tc>
+          <w:tcPr>
+            <w:vMerge w:val="restart"/>
+          </w:tcPr>
+          <w:p>
+            <w:pPr>
+              <w:pStyle w:val="Compact"/>
+            </w:pPr>
+            <w:r>
+              <w:rPr>
+                <w:rFonts w:hint="eastAsia"/>
+              </w:rPr>
+              <w:t xml:space="preserve">数字工具</w:t>
+            </w:r>
+          </w:p>
+        </w:tc>
+        <w:tc>
+          <w:tcPr/>
+          <w:p>
+            <w:pPr>
+              <w:pStyle w:val="Compact"/>
+            </w:pPr>
+            <w:r>
+              <w:rPr>
+                <w:rFonts w:hint="eastAsia"/>
+              </w:rPr>
+              <w:t xml:space="preserve">平台集成运维能力</w:t>
+            </w:r>
+            <w:r>
+              <w:t xml:space="preserve"> (S1)</w:t>
+            </w:r>
+          </w:p>
+        </w:tc>
+        <w:tc>
+          <w:tcPr/>
+          <w:p>
+            <w:pPr>
+              <w:pStyle w:val="Compact"/>
+            </w:pPr>
+            <w:r>
+              <w:t xml:space="preserve">0.745</w:t>
+            </w:r>
+          </w:p>
+        </w:tc>
+        <w:tc>
+          <w:tcPr/>
+          <w:p>
+            <w:pPr>
+              <w:pStyle w:val="Compact"/>
+            </w:pPr>
+            <w:r>
+              <w:t xml:space="preserve">0.702</w:t>
+            </w:r>
+          </w:p>
+        </w:tc>
+      </w:tr>
+      <w:tr>
+        <w:tc>
+          <w:tcPr>
+            <w:gridSpan w:val="1"/>
+            <w:vMerge w:val="continue"/>
+          </w:tcPr>
+          <w:p>
+            <w:pPr>
+              <w:pStyle w:val="Compact"/>
+            </w:pPr>
+          </w:p>
+        </w:tc>
+        <w:tc>
+          <w:tcPr/>
+          <w:p>
+            <w:pPr>
+              <w:pStyle w:val="Compact"/>
+            </w:pPr>
+            <w:r>
+              <w:rPr>
+                <w:rFonts w:hint="eastAsia"/>
+              </w:rPr>
+              <w:t xml:space="preserve">~平台集成运维能力</w:t>
+            </w:r>
+            <w:r>
+              <w:t xml:space="preserve"> (~S1)</w:t>
+            </w:r>
+          </w:p>
+        </w:tc>
+        <w:tc>
+          <w:tcPr/>
+          <w:p>
+            <w:pPr>
+              <w:pStyle w:val="Compact"/>
+            </w:pPr>
+            <w:r>
+              <w:t xml:space="preserve">0.583</w:t>
+            </w:r>
+          </w:p>
+        </w:tc>
+        <w:tc>
+          <w:tcPr/>
+          <w:p>
+            <w:pPr>
+              <w:pStyle w:val="Compact"/>
+            </w:pPr>
+            <w:r>
+              <w:t xml:space="preserve">0.647</w:t>
+            </w:r>
+          </w:p>
+        </w:tc>
+      </w:tr>
+      <w:tr>
+        <w:tc>
+          <w:tcPr>
+            <w:vMerge w:val="restart"/>
+          </w:tcPr>
+          <w:p>
+            <w:pPr>
+              <w:pStyle w:val="Compact"/>
+            </w:pPr>
+            <w:r>
+              <w:rPr>
+                <w:rFonts w:hint="eastAsia"/>
+              </w:rPr>
+              <w:t xml:space="preserve">外部场景</w:t>
+            </w:r>
+          </w:p>
+        </w:tc>
+        <w:tc>
+          <w:tcPr/>
+          <w:p>
+            <w:pPr>
+              <w:pStyle w:val="Compact"/>
+            </w:pPr>
+            <w:r>
+              <w:rPr>
+                <w:rFonts w:hint="eastAsia"/>
+              </w:rPr>
+              <w:t xml:space="preserve">行业监管约束强度</w:t>
+            </w:r>
+            <w:r>
+              <w:t xml:space="preserve"> (F1)</w:t>
+            </w:r>
+          </w:p>
+        </w:tc>
+        <w:tc>
+          <w:tcPr/>
+          <w:p>
+            <w:pPr>
+              <w:pStyle w:val="Compact"/>
+            </w:pPr>
+            <w:r>
+              <w:t xml:space="preserve">0.794</w:t>
+            </w:r>
+          </w:p>
+        </w:tc>
+        <w:tc>
+          <w:tcPr/>
+          <w:p>
+            <w:pPr>
+              <w:pStyle w:val="Compact"/>
+            </w:pPr>
+            <w:r>
+              <w:t xml:space="preserve">0.633</w:t>
+            </w:r>
+          </w:p>
+        </w:tc>
+      </w:tr>
+      <w:tr>
+        <w:tc>
+          <w:tcPr>
+            <w:gridSpan w:val="1"/>
+            <w:vMerge w:val="continue"/>
+          </w:tcPr>
+          <w:p>
+            <w:pPr>
+              <w:pStyle w:val="Compact"/>
+            </w:pPr>
+          </w:p>
+        </w:tc>
+        <w:tc>
+          <w:tcPr/>
+          <w:p>
+            <w:pPr>
+              <w:pStyle w:val="Compact"/>
+            </w:pPr>
+            <w:r>
+              <w:rPr>
+                <w:rFonts w:hint="eastAsia"/>
+              </w:rPr>
+              <w:t xml:space="preserve">~行业监管约束强度</w:t>
+            </w:r>
+            <w:r>
+              <w:t xml:space="preserve"> (~F1)</w:t>
+            </w:r>
+          </w:p>
+        </w:tc>
+        <w:tc>
+          <w:tcPr/>
+          <w:p>
+            <w:pPr>
+              <w:pStyle w:val="Compact"/>
+            </w:pPr>
+            <w:r>
+              <w:t xml:space="preserve">0.422</w:t>
+            </w:r>
+          </w:p>
+        </w:tc>
+        <w:tc>
+          <w:tcPr/>
+          <w:p>
+            <w:pPr>
+              <w:pStyle w:val="Compact"/>
+            </w:pPr>
+            <w:r>
+              <w:t xml:space="preserve">0.541</w:t>
+            </w:r>
+          </w:p>
+        </w:tc>
+      </w:tr>
+      <w:tr>
+        <w:tc>
+          <w:tcPr>
+            <w:gridSpan w:val="1"/>
+            <w:vMerge w:val="continue"/>
+          </w:tcPr>
+          <w:p>
+            <w:pPr>
+              <w:pStyle w:val="Compact"/>
+            </w:pPr>
+          </w:p>
+        </w:tc>
+        <w:tc>
+          <w:tcPr/>
+          <w:p>
+            <w:pPr>
+              <w:pStyle w:val="Compact"/>
+            </w:pPr>
+            <w:r>
+              <w:rPr>
+                <w:rFonts w:hint="eastAsia"/>
+              </w:rPr>
+              <w:t xml:space="preserve">上下游协同资源</w:t>
+            </w:r>
+            <w:r>
+              <w:t xml:space="preserve"> (F2)</w:t>
+            </w:r>
+          </w:p>
+        </w:tc>
+        <w:tc>
+          <w:tcPr/>
+          <w:p>
+            <w:pPr>
+              <w:pStyle w:val="Compact"/>
+            </w:pPr>
+            <w:r>
+              <w:t xml:space="preserve">0.691</w:t>
+            </w:r>
+          </w:p>
+        </w:tc>
+        <w:tc>
+          <w:tcPr/>
+          <w:p>
+            <w:pPr>
+              <w:pStyle w:val="Compact"/>
+            </w:pPr>
+            <w:r>
+              <w:t xml:space="preserve">0.728</w:t>
+            </w:r>
+          </w:p>
+        </w:tc>
+      </w:tr>
+      <w:tr>
+        <w:tc>
+          <w:tcPr>
+            <w:gridSpan w:val="1"/>
+            <w:vMerge w:val="continue"/>
+          </w:tcPr>
+          <w:p>
+            <w:pPr>
+              <w:pStyle w:val="Compact"/>
+            </w:pPr>
+          </w:p>
+        </w:tc>
+        <w:tc>
+          <w:tcPr/>
+          <w:p>
+            <w:pPr>
+              <w:pStyle w:val="Compact"/>
+            </w:pPr>
+            <w:r>
+              <w:rPr>
+                <w:rFonts w:hint="eastAsia"/>
+              </w:rPr>
+              <w:t xml:space="preserve">~上下游协同资源</w:t>
+            </w:r>
+            <w:r>
+              <w:t xml:space="preserve"> (~F2)</w:t>
+            </w:r>
+          </w:p>
+        </w:tc>
+        <w:tc>
+          <w:tcPr/>
+          <w:p>
+            <w:pPr>
+              <w:pStyle w:val="Compact"/>
+            </w:pPr>
+            <w:r>
+              <w:t xml:space="preserve">0.512</w:t>
+            </w:r>
+          </w:p>
+        </w:tc>
+        <w:tc>
+          <w:tcPr/>
+          <w:p>
+            <w:pPr>
+              <w:pStyle w:val="Compact"/>
+            </w:pPr>
+            <w:r>
+              <w:t xml:space="preserve">0.593</w:t>
             </w:r>
           </w:p>
         </w:tc>
       </w:tr>
     </w:tbl>
-    <w:bookmarkEnd w:id="23"/>
-    <w:bookmarkEnd w:id="24"/>
+    <w:p>
+      <w:pPr>
+        <w:pStyle w:val="a0"/>
+      </w:pPr>
+      <w:r>
+        <w:rPr>
+          <w:rFonts w:hint="eastAsia"/>
+        </w:rPr>
+        <w:t xml:space="preserve">不过，现有研究也存在局限。其一，不少结论来自实验室或特定场景，跨文化稳定性仍待检验。其二，时间账户与情绪、身份角色、自我控制之间的因果关系还不够清晰。其三，数字平台中的时间分配高度碎片化，用户是否还会维持相对稳定的时间账户，值得继续观察。</w:t>
+      </w:r>
+    </w:p>
+    <w:p>
+      <w:pPr>
+        <w:pStyle w:val="a0"/>
+      </w:pPr>
+      <w:r>
+        <w:rPr>
+          <w:rFonts w:hint="eastAsia"/>
+        </w:rPr>
+        <w:t xml:space="preserve">未来研究可沿三个方向推进。第一，结合经验抽样法与平台行为数据，识别时间账户的动态更新过程。第二，比较工作、家庭、学习和娱乐平台中的账户转移机制，考察不同制度与文化规范的调节作用</w:t>
+      </w:r>
+      <w:r>
+        <w:t xml:space="preserve">[@WeiYongGang2023]</w:t>
+      </w:r>
+      <w:r>
+        <w:rPr>
+          <w:rFonts w:hint="eastAsia"/>
+        </w:rPr>
+        <w:t xml:space="preserve">。第三，将时间心理账户与服务设计、广告投放、交通治理和个人时间管理结合，形成更具可操作性的干预方案。</w:t>
+      </w:r>
+    </w:p>
+    <w:bookmarkEnd w:id="33"/>
+    <w:bookmarkStart w:id="34" w:name="结论"/>
+    <w:p>
+      <w:pPr>
+        <w:pStyle w:val="10"/>
+      </w:pPr>
+      <w:r>
+        <w:t xml:space="preserve">5 </w:t>
+      </w:r>
+      <w:r>
+        <w:rPr>
+          <w:rFonts w:hint="eastAsia"/>
+        </w:rPr>
+        <w:t xml:space="preserve">结论</w:t>
+      </w:r>
+    </w:p>
+    <w:p>
+      <w:pPr>
+        <w:pStyle w:val="FirstParagraph"/>
+      </w:pPr>
+      <w:r>
+        <w:rPr>
+          <w:rFonts w:hint="eastAsia"/>
+        </w:rPr>
+        <w:t xml:space="preserve">总体而言，时间心理账户为理解“为什么同样的时间长度会被赋予不同价值”提供了一个紧凑而有解释力的框架。它既揭示了时间与金钱在决策心理上的相通之处，也突出了时间作为过程性资源的独特约束。</w:t>
+      </w:r>
+    </w:p>
+    <w:p>
+      <w:pPr>
+        <w:pStyle w:val="TableCaption"/>
+      </w:pPr>
+      <w:r>
+        <w:rPr>
+          <w:rFonts w:hint="eastAsia"/>
+          <w:b/>
+          <w:bCs/>
+        </w:rPr>
+        <w:t xml:space="preserve">表4</w:t>
+      </w:r>
+      <w:r>
+        <w:rPr>
+          <w:b/>
+          <w:bCs/>
+        </w:rPr>
+        <w:t xml:space="preserve"> Markdown </w:t>
+      </w:r>
+      <w:r>
+        <w:rPr>
+          <w:rFonts w:hint="eastAsia"/>
+          <w:b/>
+          <w:bCs/>
+        </w:rPr>
+        <w:t xml:space="preserve">与</w:t>
+      </w:r>
+      <w:r>
+        <w:rPr>
+          <w:b/>
+          <w:bCs/>
+        </w:rPr>
+        <w:t xml:space="preserve"> Word </w:t>
+      </w:r>
+      <w:r>
+        <w:rPr>
+          <w:rFonts w:hint="eastAsia"/>
+          <w:b/>
+          <w:bCs/>
+        </w:rPr>
+        <w:t xml:space="preserve">样式的对应关系</w:t>
+      </w:r>
+    </w:p>
+    <w:tbl>
+      <w:tblPr>
+        <w:tblStyle w:val="Table"/>
+        <w:tblW w:type="auto" w:w="0"/>
+        <w:tblLook w:firstRow="1" w:lastRow="0" w:firstColumn="0" w:lastColumn="0" w:noHBand="0" w:noVBand="0" w:val="0020"/>
+        <w:tblCaption w:val="表4 Markdown 与 Word 样式的对应关系"/>
+      </w:tblPr>
+      <w:tblGrid>
+        <w:gridCol w:w="3960"/>
+        <w:gridCol w:w="3960"/>
+      </w:tblGrid>
+      <w:tr>
+        <w:trPr>
+          <w:tblHeader w:val="on"/>
+        </w:trPr>
+        <w:tc>
+          <w:tcPr/>
+          <w:p>
+            <w:pPr>
+              <w:pStyle w:val="Compact"/>
+            </w:pPr>
+            <w:r>
+              <w:t xml:space="preserve">Markdown / </w:t>
+            </w:r>
+            <w:r>
+              <w:rPr>
+                <w:rFonts w:hint="eastAsia"/>
+              </w:rPr>
+              <w:t xml:space="preserve">结构</w:t>
+            </w:r>
+          </w:p>
+        </w:tc>
+        <w:tc>
+          <w:tcPr/>
+          <w:p>
+            <w:pPr>
+              <w:pStyle w:val="Compact"/>
+            </w:pPr>
+            <w:r>
+              <w:t xml:space="preserve">Word </w:t>
+            </w:r>
+            <w:r>
+              <w:rPr>
+                <w:rFonts w:hint="eastAsia"/>
+              </w:rPr>
+              <w:t xml:space="preserve">中对应样式</w:t>
+            </w:r>
+          </w:p>
+        </w:tc>
+      </w:tr>
+      <w:tr>
+        <w:tc>
+          <w:tcPr/>
+          <w:p>
+            <w:pPr>
+              <w:pStyle w:val="Compact"/>
+            </w:pPr>
+            <w:r>
+              <w:rPr>
+                <w:rFonts w:hint="eastAsia"/>
+              </w:rPr>
+              <w:t xml:space="preserve">普通正文段落</w:t>
+            </w:r>
+          </w:p>
+        </w:tc>
+        <w:tc>
+          <w:tcPr/>
+          <w:p>
+            <w:pPr>
+              <w:pStyle w:val="Compact"/>
+            </w:pPr>
+            <w:r>
+              <w:rPr>
+                <w:rStyle w:val="InlineCode"/>
+              </w:rPr>
+              <w:t xml:space="preserve">Body Text</w:t>
+            </w:r>
+            <w:r>
+              <w:t xml:space="preserve"> </w:t>
+            </w:r>
+            <w:r>
+              <w:t xml:space="preserve">/</w:t>
+            </w:r>
+            <w:r>
+              <w:t xml:space="preserve"> </w:t>
+            </w:r>
+            <w:r>
+              <w:rPr>
+                <w:rStyle w:val="InlineCode"/>
+              </w:rPr>
+              <w:t xml:space="preserve">First Paragraph</w:t>
+            </w:r>
+          </w:p>
+        </w:tc>
+      </w:tr>
+      <w:tr>
+        <w:tc>
+          <w:tcPr/>
+          <w:p>
+            <w:pPr>
+              <w:pStyle w:val="Compact"/>
+            </w:pPr>
+            <w:r>
+              <w:rPr>
+                <w:rStyle w:val="InlineCode"/>
+              </w:rPr>
+              <w:t xml:space="preserve">#</w:t>
+            </w:r>
+            <w:r>
+              <w:t xml:space="preserve"> </w:t>
+            </w:r>
+            <w:r>
+              <w:rPr>
+                <w:rFonts w:hint="eastAsia"/>
+              </w:rPr>
+              <w:t xml:space="preserve">到</w:t>
+            </w:r>
+            <w:r>
+              <w:t xml:space="preserve"> </w:t>
+            </w:r>
+            <w:r>
+              <w:rPr>
+                <w:rStyle w:val="InlineCode"/>
+              </w:rPr>
+              <w:t xml:space="preserve">######</w:t>
+            </w:r>
+          </w:p>
+        </w:tc>
+        <w:tc>
+          <w:tcPr/>
+          <w:p>
+            <w:pPr>
+              <w:pStyle w:val="Compact"/>
+            </w:pPr>
+            <w:r>
+              <w:rPr>
+                <w:rStyle w:val="InlineCode"/>
+              </w:rPr>
+              <w:t xml:space="preserve">Heading 1</w:t>
+            </w:r>
+            <w:r>
+              <w:t xml:space="preserve"> </w:t>
+            </w:r>
+            <w:r>
+              <w:rPr>
+                <w:rFonts w:hint="eastAsia"/>
+              </w:rPr>
+              <w:t xml:space="preserve">到</w:t>
+            </w:r>
+            <w:r>
+              <w:t xml:space="preserve"> </w:t>
+            </w:r>
+            <w:r>
+              <w:rPr>
+                <w:rStyle w:val="InlineCode"/>
+              </w:rPr>
+              <w:t xml:space="preserve">Heading 6</w:t>
+            </w:r>
+          </w:p>
+        </w:tc>
+      </w:tr>
+      <w:tr>
+        <w:tc>
+          <w:tcPr/>
+          <w:p>
+            <w:pPr>
+              <w:pStyle w:val="Compact"/>
+            </w:pPr>
+            <w:r>
+              <w:rPr>
+                <w:rStyle w:val="InlineCode"/>
+                <w:rFonts w:hint="eastAsia"/>
+              </w:rPr>
+              <w:t xml:space="preserve">表1</w:t>
+            </w:r>
+            <w:r>
+              <w:rPr>
+                <w:rStyle w:val="InlineCode"/>
+              </w:rPr>
+              <w:t xml:space="preserve"> ...</w:t>
+            </w:r>
+            <w:r>
+              <w:t xml:space="preserve"> </w:t>
+            </w:r>
+            <w:r>
+              <w:t xml:space="preserve">+ </w:t>
+            </w:r>
+            <w:r>
+              <w:rPr>
+                <w:rFonts w:hint="eastAsia"/>
+              </w:rPr>
+              <w:t xml:space="preserve">紧邻表格</w:t>
+            </w:r>
+          </w:p>
+        </w:tc>
+        <w:tc>
+          <w:tcPr/>
+          <w:p>
+            <w:pPr>
+              <w:pStyle w:val="Compact"/>
+            </w:pPr>
+            <w:r>
+              <w:rPr>
+                <w:rStyle w:val="InlineCode"/>
+              </w:rPr>
+              <w:t xml:space="preserve">TableCaption</w:t>
+            </w:r>
+          </w:p>
+        </w:tc>
+      </w:tr>
+      <w:tr>
+        <w:tc>
+          <w:tcPr/>
+          <w:p>
+            <w:pPr>
+              <w:pStyle w:val="Compact"/>
+            </w:pPr>
+            <w:r>
+              <w:t xml:space="preserve">Markdown </w:t>
+            </w:r>
+            <w:r>
+              <w:rPr>
+                <w:rFonts w:hint="eastAsia"/>
+              </w:rPr>
+              <w:t xml:space="preserve">表格</w:t>
+            </w:r>
+            <w:r>
+              <w:t xml:space="preserve"> / HTML </w:t>
+            </w:r>
+            <w:r>
+              <w:rPr>
+                <w:rFonts w:hint="eastAsia"/>
+              </w:rPr>
+              <w:t xml:space="preserve">表格</w:t>
+            </w:r>
+          </w:p>
+        </w:tc>
+        <w:tc>
+          <w:tcPr/>
+          <w:p>
+            <w:pPr>
+              <w:pStyle w:val="Compact"/>
+            </w:pPr>
+            <w:r>
+              <w:rPr>
+                <w:rStyle w:val="InlineCode"/>
+              </w:rPr>
+              <w:t xml:space="preserve">Table</w:t>
+            </w:r>
+          </w:p>
+        </w:tc>
+      </w:tr>
+      <w:tr>
+        <w:tc>
+          <w:tcPr/>
+          <w:p>
+            <w:pPr>
+              <w:pStyle w:val="Compact"/>
+            </w:pPr>
+            <w:r>
+              <w:rPr>
+                <w:rFonts w:hint="eastAsia"/>
+              </w:rPr>
+              <w:t xml:space="preserve">表格单元格文字</w:t>
+            </w:r>
+          </w:p>
+        </w:tc>
+        <w:tc>
+          <w:tcPr/>
+          <w:p>
+            <w:pPr>
+              <w:pStyle w:val="Compact"/>
+            </w:pPr>
+            <w:r>
+              <w:rPr>
+                <w:rStyle w:val="InlineCode"/>
+              </w:rPr>
+              <w:t xml:space="preserve">Compact</w:t>
+            </w:r>
+          </w:p>
+        </w:tc>
+      </w:tr>
+      <w:tr>
+        <w:tc>
+          <w:tcPr/>
+          <w:p>
+            <w:pPr>
+              <w:pStyle w:val="Compact"/>
+            </w:pPr>
+            <w:r>
+              <w:rPr>
+                <w:rFonts w:hint="eastAsia"/>
+              </w:rPr>
+              <w:t xml:space="preserve">图片</w:t>
+            </w:r>
+          </w:p>
+        </w:tc>
+        <w:tc>
+          <w:tcPr/>
+          <w:p>
+            <w:pPr>
+              <w:pStyle w:val="Compact"/>
+            </w:pPr>
+            <w:r>
+              <w:rPr>
+                <w:rStyle w:val="InlineCode"/>
+              </w:rPr>
+              <w:t xml:space="preserve">Captioned Figure</w:t>
+            </w:r>
+          </w:p>
+        </w:tc>
+      </w:tr>
+      <w:tr>
+        <w:tc>
+          <w:tcPr/>
+          <w:p>
+            <w:pPr>
+              <w:pStyle w:val="Compact"/>
+            </w:pPr>
+            <w:r>
+              <w:rPr>
+                <w:rFonts w:hint="eastAsia"/>
+              </w:rPr>
+              <w:t xml:space="preserve">图片</w:t>
+            </w:r>
+            <w:r>
+              <w:t xml:space="preserve"> </w:t>
+            </w:r>
+            <w:r>
+              <w:rPr>
+                <w:rStyle w:val="InlineCode"/>
+              </w:rPr>
+              <w:t xml:space="preserve">title</w:t>
+            </w:r>
+            <w:r>
+              <w:t xml:space="preserve"> </w:t>
+            </w:r>
+            <w:r>
+              <w:rPr>
+                <w:rFonts w:hint="eastAsia"/>
+              </w:rPr>
+              <w:t xml:space="preserve">或“图1</w:t>
+            </w:r>
+            <w:r>
+              <w:t xml:space="preserve"> </w:t>
+            </w:r>
+            <w:r>
+              <w:rPr>
+                <w:rFonts w:hint="eastAsia"/>
+              </w:rPr>
+              <w:t xml:space="preserve">…”图注</w:t>
+            </w:r>
+          </w:p>
+        </w:tc>
+        <w:tc>
+          <w:tcPr/>
+          <w:p>
+            <w:pPr>
+              <w:pStyle w:val="Compact"/>
+            </w:pPr>
+            <w:r>
+              <w:rPr>
+                <w:rStyle w:val="InlineCode"/>
+              </w:rPr>
+              <w:t xml:space="preserve">Image Caption</w:t>
+            </w:r>
+          </w:p>
+        </w:tc>
+      </w:tr>
+      <w:tr>
+        <w:tc>
+          <w:tcPr/>
+          <w:p>
+            <w:pPr>
+              <w:pStyle w:val="Compact"/>
+            </w:pPr>
+            <w:r>
+              <w:rPr>
+                <w:rFonts w:hint="eastAsia"/>
+              </w:rPr>
+              <w:t xml:space="preserve">引用块</w:t>
+            </w:r>
+            <w:r>
+              <w:t xml:space="preserve"> </w:t>
+            </w:r>
+            <w:r>
+              <w:rPr>
+                <w:rStyle w:val="InlineCode"/>
+              </w:rPr>
+              <w:t xml:space="preserve">&gt;</w:t>
+            </w:r>
+          </w:p>
+        </w:tc>
+        <w:tc>
+          <w:tcPr/>
+          <w:p>
+            <w:pPr>
+              <w:pStyle w:val="Compact"/>
+            </w:pPr>
+            <w:r>
+              <w:rPr>
+                <w:rStyle w:val="InlineCode"/>
+              </w:rPr>
+              <w:t xml:space="preserve">Block Text</w:t>
+            </w:r>
+          </w:p>
+        </w:tc>
+      </w:tr>
+      <w:tr>
+        <w:tc>
+          <w:tcPr/>
+          <w:p>
+            <w:pPr>
+              <w:pStyle w:val="Compact"/>
+            </w:pPr>
+            <w:r>
+              <w:rPr>
+                <w:rFonts w:hint="eastAsia"/>
+              </w:rPr>
+              <w:t xml:space="preserve">代码块</w:t>
+            </w:r>
+          </w:p>
+        </w:tc>
+        <w:tc>
+          <w:tcPr/>
+          <w:p>
+            <w:pPr>
+              <w:pStyle w:val="Compact"/>
+            </w:pPr>
+            <w:r>
+              <w:rPr>
+                <w:rStyle w:val="InlineCode"/>
+              </w:rPr>
+              <w:t xml:space="preserve">Source Code</w:t>
+            </w:r>
+          </w:p>
+        </w:tc>
+      </w:tr>
+      <w:tr>
+        <w:tc>
+          <w:tcPr/>
+          <w:p>
+            <w:pPr>
+              <w:pStyle w:val="Compact"/>
+            </w:pPr>
+            <w:r>
+              <w:rPr>
+                <w:rFonts w:hint="eastAsia"/>
+              </w:rPr>
+              <w:t xml:space="preserve">行内代码</w:t>
+            </w:r>
+            <w:r>
+              <w:t xml:space="preserve"> </w:t>
+            </w:r>
+            <w:r>
+              <w:rPr>
+                <w:rStyle w:val="InlineCode"/>
+              </w:rPr>
+              <w:t xml:space="preserve">code</w:t>
+            </w:r>
+          </w:p>
+        </w:tc>
+        <w:tc>
+          <w:tcPr/>
+          <w:p>
+            <w:pPr>
+              <w:pStyle w:val="Compact"/>
+            </w:pPr>
+            <w:r>
+              <w:rPr>
+                <w:rStyle w:val="InlineCode"/>
+              </w:rPr>
+              <w:t xml:space="preserve">Inline Code</w:t>
+            </w:r>
+          </w:p>
+        </w:tc>
+      </w:tr>
+    </w:tbl>
+    <w:bookmarkEnd w:id="34"/>
+    <w:bookmarkStart w:id="35" w:name="参考文献"/>
+    <w:p>
+      <w:pPr>
+        <w:pStyle w:val="10"/>
+      </w:pPr>
+      <w:r>
+        <w:rPr>
+          <w:rFonts w:hint="eastAsia"/>
+        </w:rPr>
+        <w:t xml:space="preserve">参考文献</w:t>
+      </w:r>
+    </w:p>
+    <w:bookmarkEnd w:id="35"/>
     <w:sectPr>
-      <w:footerReference r:id="rId9" w:type="default"/>
+      <w:footerReference r:id="rId10" w:type="default"/>
       <w:pgSz w:code="9" w:h="16838" w:w="11906"/>
       <w:pgMar w:bottom="1440" w:footer="720" w:gutter="0" w:header="720" w:left="1800" w:right="1800" w:top="1440"/>
       <w:cols w:space="720"/>
@@ -632,7 +3166,7 @@
   <w:abstractNum w15:restartNumberingAfterBreak="0" w:abstractNumId="0">
     <w:nsid w:val="FFFFFF7C"/>
     <w:multiLevelType w:val="singleLevel"/>
-    <w:tmpl w:val="9B72FF20"/>
+    <w:tmpl w:val="D1FE7BC0"/>
     <w:lvl w:ilvl="0">
       <w:start w:val="1"/>
       <w:numFmt w:val="decimal"/>
@@ -649,7 +3183,7 @@
   <w:abstractNum w15:restartNumberingAfterBreak="0" w:abstractNumId="1">
     <w:nsid w:val="FFFFFF7D"/>
     <w:multiLevelType w:val="singleLevel"/>
-    <w:tmpl w:val="76DC3626"/>
+    <w:tmpl w:val="F7E00518"/>
     <w:lvl w:ilvl="0">
       <w:start w:val="1"/>
       <w:numFmt w:val="decimal"/>
@@ -666,7 +3200,7 @@
   <w:abstractNum w15:restartNumberingAfterBreak="0" w:abstractNumId="2">
     <w:nsid w:val="FFFFFF7E"/>
     <w:multiLevelType w:val="singleLevel"/>
-    <w:tmpl w:val="5BF67CA6"/>
+    <w:tmpl w:val="91D289B8"/>
     <w:lvl w:ilvl="0">
       <w:start w:val="1"/>
       <w:numFmt w:val="decimal"/>
@@ -683,7 +3217,7 @@
   <w:abstractNum w15:restartNumberingAfterBreak="0" w:abstractNumId="3">
     <w:nsid w:val="FFFFFF7F"/>
     <w:multiLevelType w:val="singleLevel"/>
-    <w:tmpl w:val="8BFA8D6E"/>
+    <w:tmpl w:val="EBD4B104"/>
     <w:lvl w:ilvl="0">
       <w:start w:val="1"/>
       <w:numFmt w:val="decimal"/>
@@ -700,7 +3234,7 @@
   <w:abstractNum w15:restartNumberingAfterBreak="0" w:abstractNumId="4">
     <w:nsid w:val="FFFFFF80"/>
     <w:multiLevelType w:val="singleLevel"/>
-    <w:tmpl w:val="CF72D192"/>
+    <w:tmpl w:val="312272A2"/>
     <w:lvl w:ilvl="0">
       <w:start w:val="1"/>
       <w:numFmt w:val="bullet"/>
@@ -720,7 +3254,7 @@
   <w:abstractNum w15:restartNumberingAfterBreak="0" w:abstractNumId="5">
     <w:nsid w:val="FFFFFF81"/>
     <w:multiLevelType w:val="singleLevel"/>
-    <w:tmpl w:val="E9668DC2"/>
+    <w:tmpl w:val="F836B8C0"/>
     <w:lvl w:ilvl="0">
       <w:start w:val="1"/>
       <w:numFmt w:val="bullet"/>
@@ -740,7 +3274,7 @@
   <w:abstractNum w15:restartNumberingAfterBreak="0" w:abstractNumId="6">
     <w:nsid w:val="FFFFFF82"/>
     <w:multiLevelType w:val="singleLevel"/>
-    <w:tmpl w:val="19E0E8AE"/>
+    <w:tmpl w:val="2818A816"/>
     <w:lvl w:ilvl="0">
       <w:start w:val="1"/>
       <w:numFmt w:val="bullet"/>
@@ -760,7 +3294,7 @@
   <w:abstractNum w15:restartNumberingAfterBreak="0" w:abstractNumId="7">
     <w:nsid w:val="FFFFFF83"/>
     <w:multiLevelType w:val="singleLevel"/>
-    <w:tmpl w:val="D46E0EB2"/>
+    <w:tmpl w:val="1018DC9E"/>
     <w:lvl w:ilvl="0">
       <w:start w:val="1"/>
       <w:numFmt w:val="bullet"/>
@@ -780,7 +3314,7 @@
   <w:abstractNum w15:restartNumberingAfterBreak="0" w:abstractNumId="8">
     <w:nsid w:val="FFFFFF88"/>
     <w:multiLevelType w:val="singleLevel"/>
-    <w:tmpl w:val="5496845E"/>
+    <w:tmpl w:val="BC2C6938"/>
     <w:lvl w:ilvl="0">
       <w:start w:val="1"/>
       <w:numFmt w:val="decimal"/>
@@ -797,7 +3331,7 @@
   <w:abstractNum w15:restartNumberingAfterBreak="0" w:abstractNumId="9">
     <w:nsid w:val="FFFFFF89"/>
     <w:multiLevelType w:val="singleLevel"/>
-    <w:tmpl w:val="FD5C6EDE"/>
+    <w:tmpl w:val="028616CC"/>
     <w:lvl w:ilvl="0">
       <w:start w:val="1"/>
       <w:numFmt w:val="bullet"/>
